--- a/static/downloads/de/docx/layer-5/meeting-templates.docx
+++ b/static/downloads/de/docx/layer-5/meeting-templates.docx
@@ -59,13 +59,13 @@
         <w:t xml:space="preserve">RCOS – Regenerative Community Operating System</w:t>
       </w:r>
     </w:p>
-    <w:bookmarkStart w:id="35" w:name="meeting-templates"/>
+    <w:bookmarkStart w:id="35" w:name="sitzungsvorlagen"/>
     <w:p>
       <w:pPr>
         <w:pStyle w:val="Heading1"/>
       </w:pPr>
       <w:r>
-        <w:t xml:space="preserve">Meeting Templates</w:t>
+        <w:t xml:space="preserve">Sitzungsvorlagen</w:t>
       </w:r>
     </w:p>
     <w:p>
@@ -145,18 +145,6 @@
       </w:hyperlink>
     </w:p>
     <w:p>
-      <w:pPr>
-        <w:pStyle w:val="BlockText"/>
-      </w:pPr>
-      <w:r>
-        <w:rPr>
-          <w:i/>
-          <w:iCs/>
-        </w:rPr>
-        <w:t xml:space="preserve">Dieser Inhalt ist noch nicht ins Deutsche übersetzt – die englische Quelle wird angezeigt.</w:t>
-      </w:r>
-    </w:p>
-    <w:p>
       <w:r>
         <w:pict>
           <v:rect style="width:0;height:1.5pt" o:hralign="center" o:hrstd="t" o:hr="t"/>
@@ -176,13 +164,13 @@
           <w:b/>
           <w:bCs/>
         </w:rPr>
-        <w:t xml:space="preserve">Layer:</w:t>
-      </w:r>
-      <w:r>
-        <w:t xml:space="preserve"> </w:t>
-      </w:r>
-      <w:r>
-        <w:t xml:space="preserve">5 — Operations &amp; Coordination</w:t>
+        <w:t xml:space="preserve">Schicht:</w:t>
+      </w:r>
+      <w:r>
+        <w:t xml:space="preserve"> </w:t>
+      </w:r>
+      <w:r>
+        <w:t xml:space="preserve">5 — Betrieb &amp; Koordination</w:t>
       </w:r>
     </w:p>
     <w:p>
@@ -204,7 +192,7 @@
         <w:t xml:space="preserve"> </w:t>
       </w:r>
       <w:r>
-        <w:t xml:space="preserve">Template — adapt for your community</w:t>
+        <w:t xml:space="preserve">Vorlage — an eure Gemeinschaft anpassen</w:t>
       </w:r>
     </w:p>
     <w:p>
@@ -220,7 +208,7 @@
           <w:b/>
           <w:bCs/>
         </w:rPr>
-        <w:t xml:space="preserve">RCOS reference:</w:t>
+        <w:t xml:space="preserve">RCOS-Referenz:</w:t>
       </w:r>
       <w:r>
         <w:t xml:space="preserve"> </w:t>
@@ -253,7 +241,7 @@
         <w:pStyle w:val="BlockText"/>
       </w:pPr>
       <w:r>
-        <w:t xml:space="preserve">Meeting templates declare the purpose, decision scope, quorum, and structure of each meeting type. A meeting without a declared template will, given enough time, accumulate authority it should not have. Adapt these templates and add or remove meeting types as your community needs.</w:t>
+        <w:t xml:space="preserve">Sitzungsvorlagen legen Zweck, Entscheidungsbereich, Beschlussfähigkeit und Struktur jedes Sitzungstyps fest. Eine Sitzung ohne festgelegte Vorlage wird mit der Zeit Befugnisse ansammeln, die sie nicht haben sollte. Passt diese Vorlagen an und fügt Sitzungstypen hinzu oder entfernt sie, wie es eure Gemeinschaft braucht.</w:t>
       </w:r>
     </w:p>
     <w:p>
@@ -263,13 +251,13 @@
         </w:pict>
       </w:r>
     </w:p>
-    <w:bookmarkStart w:id="19" w:name="meeting-type-operations"/>
+    <w:bookmarkStart w:id="19" w:name="sitzungstyp-operativ"/>
     <w:p>
       <w:pPr>
         <w:pStyle w:val="Heading2"/>
       </w:pPr>
       <w:r>
-        <w:t xml:space="preserve">Meeting Type: Operations</w:t>
+        <w:t xml:space="preserve">Sitzungstyp: Operativ</w:t>
       </w:r>
     </w:p>
     <w:p>
@@ -281,7 +269,7 @@
           <w:i/>
           <w:iCs/>
         </w:rPr>
-        <w:t xml:space="preserve">RCOS clauses:</w:t>
+        <w:t xml:space="preserve">RCOS-Klauseln:</w:t>
       </w:r>
       <w:r>
         <w:rPr>
@@ -406,7 +394,7 @@
           <w:b/>
           <w:bCs/>
         </w:rPr>
-        <w:t xml:space="preserve">Begründung — Why a regular Operations meeting</w:t>
+        <w:t xml:space="preserve">Begründung — Warum eine regelmäßige operative Sitzung</w:t>
       </w:r>
     </w:p>
     <w:p>
@@ -414,7 +402,7 @@
         <w:pStyle w:val="BlockText"/>
       </w:pPr>
       <w:r>
-        <w:t xml:space="preserve">Day-to-day coordination needs a regular beat, not ad-hoc improvisation. The Operations meeting is the community’s heartbeat — a predictable space to review active work, surface blockers, and make small operational decisions. Crucially, only Operational decisions happen here; Strategic and Constitutional ones go through the governance process, so the meeting can’t quietly accumulate authority it doesn’t have.</w:t>
+        <w:t xml:space="preserve">Die tägliche Koordination braucht einen regelmäßigen Rhythmus, keine Ad-hoc-Improvisation. Die operative Sitzung ist der Herzschlag der Gemeinschaft — ein vorhersehbarer Raum, um laufende Arbeit zu prüfen, Hindernisse sichtbar zu machen und kleine operative Entscheidungen zu treffen. Entscheidend ist: Hier fallen nur operative Entscheidungen; strategische und konstitutionelle laufen über den Governance-Prozess, sodass die Sitzung nicht stillschweigend Befugnisse ansammeln kann, die sie nicht hat.</w:t>
       </w:r>
     </w:p>
     <w:p>
@@ -426,7 +414,7 @@
           <w:b/>
           <w:bCs/>
         </w:rPr>
-        <w:t xml:space="preserve">Anleitung — How to fill this in</w:t>
+        <w:t xml:space="preserve">Anleitung — Wie ihr das ausfüllt</w:t>
       </w:r>
     </w:p>
     <w:p>
@@ -434,7 +422,7 @@
         <w:pStyle w:val="BlockText"/>
       </w:pPr>
       <w:r>
-        <w:t xml:space="preserve">Set purpose, decision scope, required and optional participants, cadence, duration, and facilitation rules. Keep decision scope to Operational only.</w:t>
+        <w:t xml:space="preserve">Legt Zweck, Entscheidungsbereich, erforderliche und optionale Teilnehmende, Rhythmus, Dauer und Moderationsregeln fest. Beschränkt den Entscheidungsbereich auf ausschließlich operative Entscheidungen.</w:t>
       </w:r>
     </w:p>
     <w:p>
@@ -450,17 +438,17 @@
           <w:b/>
           <w:bCs/>
         </w:rPr>
-        <w:t xml:space="preserve">Purpose:</w:t>
-      </w:r>
-      <w:r>
-        <w:t xml:space="preserve"> </w:t>
-      </w:r>
-      <w:r>
-        <w:rPr>
-          <w:i/>
-          <w:iCs/>
-        </w:rPr>
-        <w:t xml:space="preserve">&lt;review active work, coordinate tasks, surface blockers, make operational decisions.&gt;</w:t>
+        <w:t xml:space="preserve">Zweck:</w:t>
+      </w:r>
+      <w:r>
+        <w:t xml:space="preserve"> </w:t>
+      </w:r>
+      <w:r>
+        <w:rPr>
+          <w:i/>
+          <w:iCs/>
+        </w:rPr>
+        <w:t xml:space="preserve">&lt;laufende Arbeit prüfen, Aufgaben koordinieren, Hindernisse sichtbar machen, operative Entscheidungen treffen.&gt;</w:t>
       </w:r>
     </w:p>
     <w:p>
@@ -476,13 +464,13 @@
           <w:b/>
           <w:bCs/>
         </w:rPr>
-        <w:t xml:space="preserve">Decision scope:</w:t>
-      </w:r>
-      <w:r>
-        <w:t xml:space="preserve"> </w:t>
-      </w:r>
-      <w:r>
-        <w:t xml:space="preserve">Operational decisions only — cannot make Strategic or Constitutional decisions.</w:t>
+        <w:t xml:space="preserve">Entscheidungsbereich:</w:t>
+      </w:r>
+      <w:r>
+        <w:t xml:space="preserve"> </w:t>
+      </w:r>
+      <w:r>
+        <w:t xml:space="preserve">Nur operative Entscheidungen — keine strategischen oder konstitutionellen Entscheidungen.</w:t>
       </w:r>
     </w:p>
     <w:p>
@@ -498,17 +486,17 @@
           <w:b/>
           <w:bCs/>
         </w:rPr>
-        <w:t xml:space="preserve">Required participants:</w:t>
-      </w:r>
-      <w:r>
-        <w:t xml:space="preserve"> </w:t>
-      </w:r>
-      <w:r>
-        <w:rPr>
-          <w:i/>
-          <w:iCs/>
-        </w:rPr>
-        <w:t xml:space="preserve">&lt;who is invited; minimum quorum.&gt;</w:t>
+        <w:t xml:space="preserve">Erforderliche Teilnehmende:</w:t>
+      </w:r>
+      <w:r>
+        <w:t xml:space="preserve"> </w:t>
+      </w:r>
+      <w:r>
+        <w:rPr>
+          <w:i/>
+          <w:iCs/>
+        </w:rPr>
+        <w:t xml:space="preserve">&lt;wer eingeladen ist; Mindest-Quorum.&gt;</w:t>
       </w:r>
     </w:p>
     <w:p>
@@ -524,7 +512,7 @@
           <w:b/>
           <w:bCs/>
         </w:rPr>
-        <w:t xml:space="preserve">Optional participants:</w:t>
+        <w:t xml:space="preserve">Optionale Teilnehmende:</w:t>
       </w:r>
       <w:r>
         <w:t xml:space="preserve"> </w:t>
@@ -543,17 +531,17 @@
           <w:b/>
           <w:bCs/>
         </w:rPr>
-        <w:t xml:space="preserve">Cadence:</w:t>
-      </w:r>
-      <w:r>
-        <w:t xml:space="preserve"> </w:t>
-      </w:r>
-      <w:r>
-        <w:rPr>
-          <w:i/>
-          <w:iCs/>
-        </w:rPr>
-        <w:t xml:space="preserve">&lt;weekly / bi-weekly / monthly.&gt;</w:t>
+        <w:t xml:space="preserve">Rhythmus:</w:t>
+      </w:r>
+      <w:r>
+        <w:t xml:space="preserve"> </w:t>
+      </w:r>
+      <w:r>
+        <w:rPr>
+          <w:i/>
+          <w:iCs/>
+        </w:rPr>
+        <w:t xml:space="preserve">&lt;wöchentlich / zweiwöchentlich / monatlich.&gt;</w:t>
       </w:r>
     </w:p>
     <w:p>
@@ -569,17 +557,17 @@
           <w:b/>
           <w:bCs/>
         </w:rPr>
-        <w:t xml:space="preserve">Duration limit:</w:t>
-      </w:r>
-      <w:r>
-        <w:t xml:space="preserve"> </w:t>
-      </w:r>
-      <w:r>
-        <w:rPr>
-          <w:i/>
-          <w:iCs/>
-        </w:rPr>
-        <w:t xml:space="preserve">&lt;e.g. 90 minutes maximum.&gt;</w:t>
+        <w:t xml:space="preserve">Zeitlimit:</w:t>
+      </w:r>
+      <w:r>
+        <w:t xml:space="preserve"> </w:t>
+      </w:r>
+      <w:r>
+        <w:rPr>
+          <w:i/>
+          <w:iCs/>
+        </w:rPr>
+        <w:t xml:space="preserve">&lt;z. B. maximal 90 Minuten.&gt;</w:t>
       </w:r>
     </w:p>
     <w:p>
@@ -595,26 +583,26 @@
           <w:b/>
           <w:bCs/>
         </w:rPr>
-        <w:t xml:space="preserve">Facilitation:</w:t>
-      </w:r>
-      <w:r>
-        <w:t xml:space="preserve"> </w:t>
-      </w:r>
-      <w:r>
-        <w:rPr>
-          <w:i/>
-          <w:iCs/>
-        </w:rPr>
-        <w:t xml:space="preserve">&lt;facilitator role; substitute rule.&gt;</w:t>
-      </w:r>
-    </w:p>
-    <w:bookmarkStart w:id="16" w:name="agenda-structure"/>
+        <w:t xml:space="preserve">Moderation:</w:t>
+      </w:r>
+      <w:r>
+        <w:t xml:space="preserve"> </w:t>
+      </w:r>
+      <w:r>
+        <w:rPr>
+          <w:i/>
+          <w:iCs/>
+        </w:rPr>
+        <w:t xml:space="preserve">&lt;Moderationsrolle; Vertretungsregel.&gt;</w:t>
+      </w:r>
+    </w:p>
+    <w:bookmarkStart w:id="16" w:name="agenda-struktur"/>
     <w:p>
       <w:pPr>
         <w:pStyle w:val="Heading3"/>
       </w:pPr>
       <w:r>
-        <w:t xml:space="preserve">Agenda Structure</w:t>
+        <w:t xml:space="preserve">Agenda-Struktur</w:t>
       </w:r>
     </w:p>
     <w:p>
@@ -649,7 +637,7 @@
           <w:b/>
           <w:bCs/>
         </w:rPr>
-        <w:t xml:space="preserve">Review last actions</w:t>
+        <w:t xml:space="preserve">Offene Aufgaben prüfen</w:t>
       </w:r>
       <w:r>
         <w:t xml:space="preserve"> </w:t>
@@ -668,7 +656,7 @@
           <w:b/>
           <w:bCs/>
         </w:rPr>
-        <w:t xml:space="preserve">Role and domain updates</w:t>
+        <w:t xml:space="preserve">Rollen- und Bereichs-Updates</w:t>
       </w:r>
       <w:r>
         <w:t xml:space="preserve"> </w:t>
@@ -687,7 +675,7 @@
           <w:b/>
           <w:bCs/>
         </w:rPr>
-        <w:t xml:space="preserve">Active agenda items</w:t>
+        <w:t xml:space="preserve">Aktuelle Tagesordnungspunkte</w:t>
       </w:r>
       <w:r>
         <w:t xml:space="preserve"> </w:t>
@@ -706,7 +694,7 @@
           <w:b/>
           <w:bCs/>
         </w:rPr>
-        <w:t xml:space="preserve">Operational decisions</w:t>
+        <w:t xml:space="preserve">Operative Entscheidungen</w:t>
       </w:r>
       <w:r>
         <w:t xml:space="preserve"> </w:t>
@@ -725,7 +713,7 @@
           <w:b/>
           <w:bCs/>
         </w:rPr>
-        <w:t xml:space="preserve">Next actions and owners</w:t>
+        <w:t xml:space="preserve">Nächste Schritte und Verantwortliche</w:t>
       </w:r>
       <w:r>
         <w:t xml:space="preserve"> </w:t>
@@ -754,17 +742,17 @@
           <w:i/>
           <w:iCs/>
         </w:rPr>
-        <w:t xml:space="preserve">&lt;duration; optional&gt;</w:t>
+        <w:t xml:space="preserve">&lt;Dauer; optional&gt;</w:t>
       </w:r>
     </w:p>
     <w:bookmarkEnd w:id="16"/>
-    <w:bookmarkStart w:id="17" w:name="notes-and-records"/>
+    <w:bookmarkStart w:id="17" w:name="notizen-und-protokoll"/>
     <w:p>
       <w:pPr>
         <w:pStyle w:val="Heading3"/>
       </w:pPr>
       <w:r>
-        <w:t xml:space="preserve">Notes and Records</w:t>
+        <w:t xml:space="preserve">Notizen und Protokoll</w:t>
       </w:r>
     </w:p>
     <w:p>
@@ -780,7 +768,7 @@
           <w:b/>
           <w:bCs/>
         </w:rPr>
-        <w:t xml:space="preserve">Date:</w:t>
+        <w:t xml:space="preserve">Datum:</w:t>
       </w:r>
     </w:p>
     <w:p>
@@ -796,7 +784,7 @@
           <w:b/>
           <w:bCs/>
         </w:rPr>
-        <w:t xml:space="preserve">Facilitator:</w:t>
+        <w:t xml:space="preserve">Moderation:</w:t>
       </w:r>
     </w:p>
     <w:p>
@@ -812,7 +800,7 @@
           <w:b/>
           <w:bCs/>
         </w:rPr>
-        <w:t xml:space="preserve">Attendees:</w:t>
+        <w:t xml:space="preserve">Anwesende:</w:t>
       </w:r>
     </w:p>
     <w:p>
@@ -828,17 +816,17 @@
           <w:b/>
           <w:bCs/>
         </w:rPr>
-        <w:t xml:space="preserve">Notes:</w:t>
+        <w:t xml:space="preserve">Notizen:</w:t>
       </w:r>
     </w:p>
     <w:bookmarkEnd w:id="17"/>
-    <w:bookmarkStart w:id="18" w:name="decision-record-if-applicable"/>
+    <w:bookmarkStart w:id="18" w:name="entscheidungsprotokoll-falls-zutreffend"/>
     <w:p>
       <w:pPr>
         <w:pStyle w:val="Heading3"/>
       </w:pPr>
       <w:r>
-        <w:t xml:space="preserve">Decision Record (if applicable)</w:t>
+        <w:t xml:space="preserve">Entscheidungsprotokoll (falls zutreffend)</w:t>
       </w:r>
     </w:p>
     <w:p>
@@ -854,13 +842,13 @@
           <w:b/>
           <w:bCs/>
         </w:rPr>
-        <w:t xml:space="preserve">Decision type:</w:t>
-      </w:r>
-      <w:r>
-        <w:t xml:space="preserve"> </w:t>
-      </w:r>
-      <w:r>
-        <w:t xml:space="preserve">Operational</w:t>
+        <w:t xml:space="preserve">Entscheidungstyp:</w:t>
+      </w:r>
+      <w:r>
+        <w:t xml:space="preserve"> </w:t>
+      </w:r>
+      <w:r>
+        <w:t xml:space="preserve">Operativ</w:t>
       </w:r>
     </w:p>
     <w:p>
@@ -876,10 +864,17 @@
           <w:b/>
           <w:bCs/>
         </w:rPr>
-        <w:t xml:space="preserve">Authority:</w:t>
-      </w:r>
-      <w:r>
-        <w:t xml:space="preserve"> </w:t>
+        <w:t xml:space="preserve">Befugnis:</w:t>
+      </w:r>
+      <w:r>
+        <w:t xml:space="preserve"> </w:t>
+      </w:r>
+      <w:r>
+        <w:rPr>
+          <w:i/>
+          <w:iCs/>
+        </w:rPr>
+        <w:t xml:space="preserve">&lt;Rolleninhaber:in laut Entscheidungsmatrix&gt;</w:t>
       </w:r>
     </w:p>
     <w:p>
@@ -895,13 +890,13 @@
           <w:b/>
           <w:bCs/>
         </w:rPr>
-        <w:t xml:space="preserve">Mechanism / threshold:</w:t>
-      </w:r>
-      <w:r>
-        <w:t xml:space="preserve"> </w:t>
-      </w:r>
-      <w:r>
-        <w:t xml:space="preserve">Delegated authority</w:t>
+        <w:t xml:space="preserve">Mechanismus / Schwelle:</w:t>
+      </w:r>
+      <w:r>
+        <w:t xml:space="preserve"> </w:t>
+      </w:r>
+      <w:r>
+        <w:t xml:space="preserve">Delegierte Befugnis</w:t>
       </w:r>
     </w:p>
     <w:p>
@@ -917,7 +912,7 @@
           <w:b/>
           <w:bCs/>
         </w:rPr>
-        <w:t xml:space="preserve">Outcome:</w:t>
+        <w:t xml:space="preserve">Ergebnis:</w:t>
       </w:r>
       <w:r>
         <w:t xml:space="preserve"> </w:t>
@@ -936,7 +931,7 @@
           <w:b/>
           <w:bCs/>
         </w:rPr>
-        <w:t xml:space="preserve">Effective date:</w:t>
+        <w:t xml:space="preserve">Gültig ab:</w:t>
       </w:r>
     </w:p>
     <w:p>
@@ -952,7 +947,7 @@
           <w:b/>
           <w:bCs/>
         </w:rPr>
-        <w:t xml:space="preserve">Filed to:</w:t>
+        <w:t xml:space="preserve">Abgelegt unter:</w:t>
       </w:r>
       <w:r>
         <w:t xml:space="preserve"> </w:t>
@@ -967,13 +962,13 @@
     </w:p>
     <w:bookmarkEnd w:id="18"/>
     <w:bookmarkEnd w:id="19"/>
-    <w:bookmarkStart w:id="23" w:name="meeting-type-governance"/>
+    <w:bookmarkStart w:id="23" w:name="sitzungstyp-governance"/>
     <w:p>
       <w:pPr>
         <w:pStyle w:val="Heading2"/>
       </w:pPr>
       <w:r>
-        <w:t xml:space="preserve">Meeting Type: Governance</w:t>
+        <w:t xml:space="preserve">Sitzungstyp: Governance</w:t>
       </w:r>
     </w:p>
     <w:p>
@@ -985,7 +980,7 @@
           <w:i/>
           <w:iCs/>
         </w:rPr>
-        <w:t xml:space="preserve">RCOS clauses:</w:t>
+        <w:t xml:space="preserve">RCOS-Klauseln:</w:t>
       </w:r>
       <w:r>
         <w:rPr>
@@ -1086,7 +1081,7 @@
           <w:b/>
           <w:bCs/>
         </w:rPr>
-        <w:t xml:space="preserve">Begründung — Why separate deliberation from the binding vote</w:t>
+        <w:t xml:space="preserve">Begründung — Warum Beratung und verbindliche Abstimmung trennen</w:t>
       </w:r>
     </w:p>
     <w:p>
@@ -1094,7 +1089,7 @@
         <w:pStyle w:val="BlockText"/>
       </w:pPr>
       <w:r>
-        <w:t xml:space="preserve">If a meeting can both discuss and decide, whoever is in the room that day gets to decide — regardless of quorum or authority rules. Keeping deliberation separate from the binding vote preserves the integrity of the Decision Matrix and ensures absent members still get a vote.</w:t>
+        <w:t xml:space="preserve">Wenn eine Sitzung gleichzeitig diskutieren und entscheiden kann, bestimmen diejenigen, die gerade im Raum sind — ungeachtet der Quorum- oder Befugnisregeln. Die Trennung von Beratung und verbindlicher Abstimmung wahrt die Integrität der Entscheidungsmatrix und stellt sicher, dass abwesende Mitglieder trotzdem mitabstimmen können.</w:t>
       </w:r>
     </w:p>
     <w:p>
@@ -1106,7 +1101,7 @@
           <w:b/>
           <w:bCs/>
         </w:rPr>
-        <w:t xml:space="preserve">Anleitung — How to fill this in</w:t>
+        <w:t xml:space="preserve">Anleitung — Wie ihr das ausfüllt</w:t>
       </w:r>
     </w:p>
     <w:p>
@@ -1114,7 +1109,7 @@
         <w:pStyle w:val="BlockText"/>
       </w:pPr>
       <w:r>
-        <w:t xml:space="preserve">This meeting deliberates on active proposals during their deliberation period. The binding decision is made via the governance process per the Decision Matrix.</w:t>
+        <w:t xml:space="preserve">Diese Sitzung berät über aktive Vorschläge während ihrer Beratungsphase. Die verbindliche Entscheidung erfolgt über den Governance-Prozess gemäß der Entscheidungsmatrix.</w:t>
       </w:r>
     </w:p>
     <w:p>
@@ -1130,13 +1125,13 @@
           <w:b/>
           <w:bCs/>
         </w:rPr>
-        <w:t xml:space="preserve">Purpose:</w:t>
-      </w:r>
-      <w:r>
-        <w:t xml:space="preserve"> </w:t>
-      </w:r>
-      <w:r>
-        <w:t xml:space="preserve">Deliberate on an active proposal during its deliberation period.</w:t>
+        <w:t xml:space="preserve">Zweck:</w:t>
+      </w:r>
+      <w:r>
+        <w:t xml:space="preserve"> </w:t>
+      </w:r>
+      <w:r>
+        <w:t xml:space="preserve">Beratung über einen aktiven Vorschlag während seiner Beratungsphase.</w:t>
       </w:r>
     </w:p>
     <w:p>
@@ -1152,13 +1147,13 @@
           <w:b/>
           <w:bCs/>
         </w:rPr>
-        <w:t xml:space="preserve">Decision scope:</w:t>
-      </w:r>
-      <w:r>
-        <w:t xml:space="preserve"> </w:t>
-      </w:r>
-      <w:r>
-        <w:t xml:space="preserve">Deliberation only — the binding decision is made via the governance process per the Decision Matrix.</w:t>
+        <w:t xml:space="preserve">Entscheidungsbereich:</w:t>
+      </w:r>
+      <w:r>
+        <w:t xml:space="preserve"> </w:t>
+      </w:r>
+      <w:r>
+        <w:t xml:space="preserve">Nur Beratung — die verbindliche Entscheidung erfolgt über den Governance-Prozess gemäß der Entscheidungsmatrix.</w:t>
       </w:r>
     </w:p>
     <w:p>
@@ -1174,17 +1169,17 @@
           <w:b/>
           <w:bCs/>
         </w:rPr>
-        <w:t xml:space="preserve">Required participants:</w:t>
-      </w:r>
-      <w:r>
-        <w:t xml:space="preserve"> </w:t>
-      </w:r>
-      <w:r>
-        <w:rPr>
-          <w:i/>
-          <w:iCs/>
-        </w:rPr>
-        <w:t xml:space="preserve">&lt;all Full Members invited; proposer must be present.&gt;</w:t>
+        <w:t xml:space="preserve">Erforderliche Teilnehmende:</w:t>
+      </w:r>
+      <w:r>
+        <w:t xml:space="preserve"> </w:t>
+      </w:r>
+      <w:r>
+        <w:rPr>
+          <w:i/>
+          <w:iCs/>
+        </w:rPr>
+        <w:t xml:space="preserve">&lt;alle Vollmitglieder eingeladen; Antragsteller:in muss anwesend sein.&gt;</w:t>
       </w:r>
     </w:p>
     <w:p>
@@ -1200,7 +1195,7 @@
           <w:b/>
           <w:bCs/>
         </w:rPr>
-        <w:t xml:space="preserve">Optional participants:</w:t>
+        <w:t xml:space="preserve">Optionale Teilnehmende:</w:t>
       </w:r>
       <w:r>
         <w:t xml:space="preserve"> </w:t>
@@ -1219,10 +1214,17 @@
           <w:b/>
           <w:bCs/>
         </w:rPr>
-        <w:t xml:space="preserve">Cadence:</w:t>
-      </w:r>
-      <w:r>
-        <w:t xml:space="preserve"> </w:t>
+        <w:t xml:space="preserve">Rhythmus:</w:t>
+      </w:r>
+      <w:r>
+        <w:t xml:space="preserve"> </w:t>
+      </w:r>
+      <w:r>
+        <w:rPr>
+          <w:i/>
+          <w:iCs/>
+        </w:rPr>
+        <w:t xml:space="preserve">&lt;nach Bedarf während der Beratungsphasen.&gt;</w:t>
       </w:r>
     </w:p>
     <w:p>
@@ -1238,17 +1240,17 @@
           <w:b/>
           <w:bCs/>
         </w:rPr>
-        <w:t xml:space="preserve">Duration limit:</w:t>
-      </w:r>
-      <w:r>
-        <w:t xml:space="preserve"> </w:t>
-      </w:r>
-      <w:r>
-        <w:rPr>
-          <w:i/>
-          <w:iCs/>
-        </w:rPr>
-        <w:t xml:space="preserve">&lt;e.g. 60 minutes maximum.&gt;</w:t>
+        <w:t xml:space="preserve">Zeitlimit:</w:t>
+      </w:r>
+      <w:r>
+        <w:t xml:space="preserve"> </w:t>
+      </w:r>
+      <w:r>
+        <w:rPr>
+          <w:i/>
+          <w:iCs/>
+        </w:rPr>
+        <w:t xml:space="preserve">&lt;z. B. maximal 60 Minuten.&gt;</w:t>
       </w:r>
     </w:p>
     <w:p>
@@ -1264,19 +1266,26 @@
           <w:b/>
           <w:bCs/>
         </w:rPr>
-        <w:t xml:space="preserve">Facilitation:</w:t>
-      </w:r>
-      <w:r>
-        <w:t xml:space="preserve"> </w:t>
-      </w:r>
-    </w:p>
-    <w:bookmarkStart w:id="20" w:name="agenda-structure-1"/>
+        <w:t xml:space="preserve">Moderation:</w:t>
+      </w:r>
+      <w:r>
+        <w:t xml:space="preserve"> </w:t>
+      </w:r>
+      <w:r>
+        <w:rPr>
+          <w:i/>
+          <w:iCs/>
+        </w:rPr>
+        <w:t xml:space="preserve">&lt;Moderationsrolle.&gt;</w:t>
+      </w:r>
+    </w:p>
+    <w:bookmarkStart w:id="20" w:name="agenda-struktur-1"/>
     <w:p>
       <w:pPr>
         <w:pStyle w:val="Heading3"/>
       </w:pPr>
       <w:r>
-        <w:t xml:space="preserve">Agenda Structure</w:t>
+        <w:t xml:space="preserve">Agenda-Struktur</w:t>
       </w:r>
     </w:p>
     <w:p>
@@ -1311,17 +1320,17 @@
           <w:b/>
           <w:bCs/>
         </w:rPr>
-        <w:t xml:space="preserve">Proposal summary</w:t>
-      </w:r>
-      <w:r>
-        <w:t xml:space="preserve"> </w:t>
-      </w:r>
-      <w:r>
-        <w:rPr>
-          <w:i/>
-          <w:iCs/>
-        </w:rPr>
-        <w:t xml:space="preserve">&lt;duration — proposer presents the proposal: what it changes, why, and alternatives considered.&gt;</w:t>
+        <w:t xml:space="preserve">Zusammenfassung des Vorschlags</w:t>
+      </w:r>
+      <w:r>
+        <w:t xml:space="preserve"> </w:t>
+      </w:r>
+      <w:r>
+        <w:rPr>
+          <w:i/>
+          <w:iCs/>
+        </w:rPr>
+        <w:t xml:space="preserve">&lt;Dauer — Antragsteller:in stellt den Vorschlag vor: was sich ändert, warum, und welche Alternativen erwogen wurden.&gt;</w:t>
       </w:r>
     </w:p>
     <w:p>
@@ -1337,17 +1346,17 @@
           <w:b/>
           <w:bCs/>
         </w:rPr>
-        <w:t xml:space="preserve">Clarifying questions</w:t>
-      </w:r>
-      <w:r>
-        <w:t xml:space="preserve"> </w:t>
-      </w:r>
-      <w:r>
-        <w:rPr>
-          <w:i/>
-          <w:iCs/>
-        </w:rPr>
-        <w:t xml:space="preserve">&lt;duration — factual questions only; no advocacy yet.&gt;</w:t>
+        <w:t xml:space="preserve">Verständnisfragen</w:t>
+      </w:r>
+      <w:r>
+        <w:t xml:space="preserve"> </w:t>
+      </w:r>
+      <w:r>
+        <w:rPr>
+          <w:i/>
+          <w:iCs/>
+        </w:rPr>
+        <w:t xml:space="preserve">&lt;Dauer — nur Sachfragen; noch keine Positionierung.&gt;</w:t>
       </w:r>
     </w:p>
     <w:p>
@@ -1363,17 +1372,17 @@
           <w:b/>
           <w:bCs/>
         </w:rPr>
-        <w:t xml:space="preserve">Open deliberation</w:t>
-      </w:r>
-      <w:r>
-        <w:t xml:space="preserve"> </w:t>
-      </w:r>
-      <w:r>
-        <w:rPr>
-          <w:i/>
-          <w:iCs/>
-        </w:rPr>
-        <w:t xml:space="preserve">&lt;duration.&gt;</w:t>
+        <w:t xml:space="preserve">Offene Beratung</w:t>
+      </w:r>
+      <w:r>
+        <w:t xml:space="preserve"> </w:t>
+      </w:r>
+      <w:r>
+        <w:rPr>
+          <w:i/>
+          <w:iCs/>
+        </w:rPr>
+        <w:t xml:space="preserve">&lt;Dauer.&gt;</w:t>
       </w:r>
     </w:p>
     <w:p>
@@ -1389,27 +1398,27 @@
           <w:b/>
           <w:bCs/>
         </w:rPr>
-        <w:t xml:space="preserve">Summary of positions and next steps</w:t>
-      </w:r>
-      <w:r>
-        <w:t xml:space="preserve"> </w:t>
-      </w:r>
-      <w:r>
-        <w:rPr>
-          <w:i/>
-          <w:iCs/>
-        </w:rPr>
-        <w:t xml:space="preserve">&lt;duration — facilitator summarises; confirms vote timeline.&gt;</w:t>
+        <w:t xml:space="preserve">Zusammenfassung der Positionen und nächste Schritte</w:t>
+      </w:r>
+      <w:r>
+        <w:t xml:space="preserve"> </w:t>
+      </w:r>
+      <w:r>
+        <w:rPr>
+          <w:i/>
+          <w:iCs/>
+        </w:rPr>
+        <w:t xml:space="preserve">&lt;Dauer — Moderation fasst zusammen; bestätigt den Abstimmungszeitplan.&gt;</w:t>
       </w:r>
     </w:p>
     <w:bookmarkEnd w:id="20"/>
-    <w:bookmarkStart w:id="21" w:name="notes-and-records-1"/>
+    <w:bookmarkStart w:id="21" w:name="notizen-und-protokoll-1"/>
     <w:p>
       <w:pPr>
         <w:pStyle w:val="Heading3"/>
       </w:pPr>
       <w:r>
-        <w:t xml:space="preserve">Notes and Records</w:t>
+        <w:t xml:space="preserve">Notizen und Protokoll</w:t>
       </w:r>
     </w:p>
     <w:p>
@@ -1425,7 +1434,7 @@
           <w:b/>
           <w:bCs/>
         </w:rPr>
-        <w:t xml:space="preserve">Date:</w:t>
+        <w:t xml:space="preserve">Datum:</w:t>
       </w:r>
     </w:p>
     <w:p>
@@ -1441,7 +1450,7 @@
           <w:b/>
           <w:bCs/>
         </w:rPr>
-        <w:t xml:space="preserve">Facilitator:</w:t>
+        <w:t xml:space="preserve">Moderation:</w:t>
       </w:r>
     </w:p>
     <w:p>
@@ -1457,7 +1466,7 @@
           <w:b/>
           <w:bCs/>
         </w:rPr>
-        <w:t xml:space="preserve">Attendees:</w:t>
+        <w:t xml:space="preserve">Anwesende:</w:t>
       </w:r>
     </w:p>
     <w:p>
@@ -1473,17 +1482,17 @@
           <w:b/>
           <w:bCs/>
         </w:rPr>
-        <w:t xml:space="preserve">Notes:</w:t>
+        <w:t xml:space="preserve">Notizen:</w:t>
       </w:r>
     </w:p>
     <w:bookmarkEnd w:id="21"/>
-    <w:bookmarkStart w:id="22" w:name="decision-record"/>
+    <w:bookmarkStart w:id="22" w:name="entscheidungsprotokoll"/>
     <w:p>
       <w:pPr>
         <w:pStyle w:val="Heading3"/>
       </w:pPr>
       <w:r>
-        <w:t xml:space="preserve">Decision Record</w:t>
+        <w:t xml:space="preserve">Entscheidungsprotokoll</w:t>
       </w:r>
     </w:p>
     <w:p>
@@ -1499,7 +1508,7 @@
           <w:b/>
           <w:bCs/>
         </w:rPr>
-        <w:t xml:space="preserve">Proposal reference:</w:t>
+        <w:t xml:space="preserve">Vorschlags-Referenz:</w:t>
       </w:r>
       <w:r>
         <w:t xml:space="preserve"> </w:t>
@@ -1518,17 +1527,17 @@
           <w:b/>
           <w:bCs/>
         </w:rPr>
-        <w:t xml:space="preserve">Decision type:</w:t>
-      </w:r>
-      <w:r>
-        <w:t xml:space="preserve"> </w:t>
-      </w:r>
-      <w:r>
-        <w:rPr>
-          <w:i/>
-          <w:iCs/>
-        </w:rPr>
-        <w:t xml:space="preserve">&lt;Strategic / Constitutional&gt;</w:t>
+        <w:t xml:space="preserve">Entscheidungstyp:</w:t>
+      </w:r>
+      <w:r>
+        <w:t xml:space="preserve"> </w:t>
+      </w:r>
+      <w:r>
+        <w:rPr>
+          <w:i/>
+          <w:iCs/>
+        </w:rPr>
+        <w:t xml:space="preserve">&lt;Strategisch / Konstitutionell&gt;</w:t>
       </w:r>
     </w:p>
     <w:p>
@@ -1544,13 +1553,13 @@
           <w:b/>
           <w:bCs/>
         </w:rPr>
-        <w:t xml:space="preserve">Authority:</w:t>
-      </w:r>
-      <w:r>
-        <w:t xml:space="preserve"> </w:t>
-      </w:r>
-      <w:r>
-        <w:t xml:space="preserve">Full Members (collective)</w:t>
+        <w:t xml:space="preserve">Befugnis:</w:t>
+      </w:r>
+      <w:r>
+        <w:t xml:space="preserve"> </w:t>
+      </w:r>
+      <w:r>
+        <w:t xml:space="preserve">Vollmitglieder (kollektiv)</w:t>
       </w:r>
     </w:p>
     <w:p>
@@ -1566,17 +1575,17 @@
           <w:b/>
           <w:bCs/>
         </w:rPr>
-        <w:t xml:space="preserve">Mechanism / threshold:</w:t>
-      </w:r>
-      <w:r>
-        <w:t xml:space="preserve"> </w:t>
-      </w:r>
-      <w:r>
-        <w:rPr>
-          <w:i/>
-          <w:iCs/>
-        </w:rPr>
-        <w:t xml:space="preserve">&lt;vote mechanism + threshold&gt;</w:t>
+        <w:t xml:space="preserve">Mechanismus / Schwelle:</w:t>
+      </w:r>
+      <w:r>
+        <w:t xml:space="preserve"> </w:t>
+      </w:r>
+      <w:r>
+        <w:rPr>
+          <w:i/>
+          <w:iCs/>
+        </w:rPr>
+        <w:t xml:space="preserve">&lt;Abstimmungsmechanismus + Schwelle&gt;</w:t>
       </w:r>
     </w:p>
     <w:p>
@@ -1592,17 +1601,17 @@
           <w:b/>
           <w:bCs/>
         </w:rPr>
-        <w:t xml:space="preserve">Outcome:</w:t>
-      </w:r>
-      <w:r>
-        <w:t xml:space="preserve"> </w:t>
-      </w:r>
-      <w:r>
-        <w:rPr>
-          <w:i/>
-          <w:iCs/>
-        </w:rPr>
-        <w:t xml:space="preserve">&lt;Passed / Rejected / Tabled&gt;</w:t>
+        <w:t xml:space="preserve">Ergebnis:</w:t>
+      </w:r>
+      <w:r>
+        <w:t xml:space="preserve"> </w:t>
+      </w:r>
+      <w:r>
+        <w:rPr>
+          <w:i/>
+          <w:iCs/>
+        </w:rPr>
+        <w:t xml:space="preserve">&lt;Angenommen / Abgelehnt / Vertagt&gt;</w:t>
       </w:r>
     </w:p>
     <w:p>
@@ -1618,7 +1627,7 @@
           <w:b/>
           <w:bCs/>
         </w:rPr>
-        <w:t xml:space="preserve">Effective date:</w:t>
+        <w:t xml:space="preserve">Gültig ab:</w:t>
       </w:r>
     </w:p>
     <w:p>
@@ -1634,7 +1643,7 @@
           <w:b/>
           <w:bCs/>
         </w:rPr>
-        <w:t xml:space="preserve">Vote link:</w:t>
+        <w:t xml:space="preserve">Abstimmungs-Link:</w:t>
       </w:r>
     </w:p>
     <w:p>
@@ -1646,13 +1655,13 @@
     </w:p>
     <w:bookmarkEnd w:id="22"/>
     <w:bookmarkEnd w:id="23"/>
-    <w:bookmarkStart w:id="26" w:name="meeting-type-coordination--alignment"/>
+    <w:bookmarkStart w:id="26" w:name="sitzungstyp-koordination--abstimmung"/>
     <w:p>
       <w:pPr>
         <w:pStyle w:val="Heading2"/>
       </w:pPr>
       <w:r>
-        <w:t xml:space="preserve">Meeting Type: Coordination &amp; Alignment</w:t>
+        <w:t xml:space="preserve">Sitzungstyp: Koordination &amp; Abstimmung</w:t>
       </w:r>
     </w:p>
     <w:p>
@@ -1664,7 +1673,7 @@
           <w:i/>
           <w:iCs/>
         </w:rPr>
-        <w:t xml:space="preserve">RCOS clauses:</w:t>
+        <w:t xml:space="preserve">RCOS-Klauseln:</w:t>
       </w:r>
       <w:r>
         <w:rPr>
@@ -1765,7 +1774,7 @@
           <w:b/>
           <w:bCs/>
         </w:rPr>
-        <w:t xml:space="preserve">Begründung — Why a dedicated coordination meeting</w:t>
+        <w:t xml:space="preserve">Begründung — Warum eine eigene Koordinationssitzung</w:t>
       </w:r>
     </w:p>
     <w:p>
@@ -1773,7 +1782,7 @@
         <w:pStyle w:val="BlockText"/>
       </w:pPr>
       <w:r>
-        <w:t xml:space="preserve">Some blockers span more than one role and can’t be resolved in the regular Operations rhythm. Coordination &amp; Alignment gives cross-role work its own space — for dependencies, handoffs, and competing priorities — so the weekly meeting doesn’t balloon trying to absorb everything.</w:t>
+        <w:t xml:space="preserve">Manche Hindernisse betreffen mehr als eine Rolle und lassen sich im regulären operativen Rhythmus nicht lösen. Koordination &amp; Abstimmung gibt rollenübergreifender Arbeit einen eigenen Raum — für Abhängigkeiten, Übergaben und konkurrierende Prioritäten — damit die wöchentliche Sitzung nicht ausufert, weil sie alles auffangen muss.</w:t>
       </w:r>
     </w:p>
     <w:p>
@@ -1785,7 +1794,7 @@
           <w:b/>
           <w:bCs/>
         </w:rPr>
-        <w:t xml:space="preserve">Anleitung — How to fill this in</w:t>
+        <w:t xml:space="preserve">Anleitung — Wie ihr das ausfüllt</w:t>
       </w:r>
     </w:p>
     <w:p>
@@ -1793,7 +1802,7 @@
         <w:pStyle w:val="BlockText"/>
       </w:pPr>
       <w:r>
-        <w:t xml:space="preserve">Use this template when cross-role coordination is needed. Keep decision scope Operational only and limit required participants to those with active initiatives.</w:t>
+        <w:t xml:space="preserve">Nutzt diese Vorlage, wenn rollenübergreifende Koordination nötig ist. Beschränkt den Entscheidungsbereich auf operative Entscheidungen und begrenzt die erforderlichen Teilnehmenden auf diejenigen mit aktiven Initiativen.</w:t>
       </w:r>
     </w:p>
     <w:p>
@@ -1809,13 +1818,13 @@
           <w:b/>
           <w:bCs/>
         </w:rPr>
-        <w:t xml:space="preserve">Purpose:</w:t>
-      </w:r>
-      <w:r>
-        <w:t xml:space="preserve"> </w:t>
-      </w:r>
-      <w:r>
-        <w:t xml:space="preserve">Synchronize work across roles and initiatives; surface dependencies and blockers; align priorities.</w:t>
+        <w:t xml:space="preserve">Zweck:</w:t>
+      </w:r>
+      <w:r>
+        <w:t xml:space="preserve"> </w:t>
+      </w:r>
+      <w:r>
+        <w:t xml:space="preserve">Arbeit über Rollen und Initiativen hinweg synchronisieren; Abhängigkeiten und Hindernisse sichtbar machen; Prioritäten abstimmen.</w:t>
       </w:r>
     </w:p>
     <w:p>
@@ -1831,13 +1840,13 @@
           <w:b/>
           <w:bCs/>
         </w:rPr>
-        <w:t xml:space="preserve">Decision scope:</w:t>
-      </w:r>
-      <w:r>
-        <w:t xml:space="preserve"> </w:t>
-      </w:r>
-      <w:r>
-        <w:t xml:space="preserve">Operational decisions only.</w:t>
+        <w:t xml:space="preserve">Entscheidungsbereich:</w:t>
+      </w:r>
+      <w:r>
+        <w:t xml:space="preserve"> </w:t>
+      </w:r>
+      <w:r>
+        <w:t xml:space="preserve">Nur operative Entscheidungen.</w:t>
       </w:r>
     </w:p>
     <w:p>
@@ -1853,10 +1862,17 @@
           <w:b/>
           <w:bCs/>
         </w:rPr>
-        <w:t xml:space="preserve">Required participants:</w:t>
-      </w:r>
-      <w:r>
-        <w:t xml:space="preserve"> </w:t>
+        <w:t xml:space="preserve">Erforderliche Teilnehmende:</w:t>
+      </w:r>
+      <w:r>
+        <w:t xml:space="preserve"> </w:t>
+      </w:r>
+      <w:r>
+        <w:rPr>
+          <w:i/>
+          <w:iCs/>
+        </w:rPr>
+        <w:t xml:space="preserve">&lt;Rolleninhaber:innen mit aktiven Initiativen.&gt;</w:t>
       </w:r>
     </w:p>
     <w:p>
@@ -1872,7 +1888,7 @@
           <w:b/>
           <w:bCs/>
         </w:rPr>
-        <w:t xml:space="preserve">Optional participants:</w:t>
+        <w:t xml:space="preserve">Optionale Teilnehmende:</w:t>
       </w:r>
       <w:r>
         <w:t xml:space="preserve"> </w:t>
@@ -1891,7 +1907,7 @@
           <w:b/>
           <w:bCs/>
         </w:rPr>
-        <w:t xml:space="preserve">Cadence:</w:t>
+        <w:t xml:space="preserve">Rhythmus:</w:t>
       </w:r>
       <w:r>
         <w:t xml:space="preserve"> </w:t>
@@ -1910,17 +1926,17 @@
           <w:b/>
           <w:bCs/>
         </w:rPr>
-        <w:t xml:space="preserve">Duration limit:</w:t>
-      </w:r>
-      <w:r>
-        <w:t xml:space="preserve"> </w:t>
-      </w:r>
-      <w:r>
-        <w:rPr>
-          <w:i/>
-          <w:iCs/>
-        </w:rPr>
-        <w:t xml:space="preserve">&lt;e.g. 60 minutes.&gt;</w:t>
+        <w:t xml:space="preserve">Zeitlimit:</w:t>
+      </w:r>
+      <w:r>
+        <w:t xml:space="preserve"> </w:t>
+      </w:r>
+      <w:r>
+        <w:rPr>
+          <w:i/>
+          <w:iCs/>
+        </w:rPr>
+        <w:t xml:space="preserve">&lt;z. B. 60 Minuten.&gt;</w:t>
       </w:r>
     </w:p>
     <w:p>
@@ -1936,26 +1952,26 @@
           <w:b/>
           <w:bCs/>
         </w:rPr>
-        <w:t xml:space="preserve">Facilitation:</w:t>
-      </w:r>
-      <w:r>
-        <w:t xml:space="preserve"> </w:t>
-      </w:r>
-      <w:r>
-        <w:rPr>
-          <w:i/>
-          <w:iCs/>
-        </w:rPr>
-        <w:t xml:space="preserve">&lt;facilitator; substitute rule.&gt;</w:t>
-      </w:r>
-    </w:p>
-    <w:bookmarkStart w:id="24" w:name="agenda-structure-2"/>
+        <w:t xml:space="preserve">Moderation:</w:t>
+      </w:r>
+      <w:r>
+        <w:t xml:space="preserve"> </w:t>
+      </w:r>
+      <w:r>
+        <w:rPr>
+          <w:i/>
+          <w:iCs/>
+        </w:rPr>
+        <w:t xml:space="preserve">&lt;Moderator:in; Vertretungsregel.&gt;</w:t>
+      </w:r>
+    </w:p>
+    <w:bookmarkStart w:id="24" w:name="agenda-struktur-2"/>
     <w:p>
       <w:pPr>
         <w:pStyle w:val="Heading3"/>
       </w:pPr>
       <w:r>
-        <w:t xml:space="preserve">Agenda Structure</w:t>
+        <w:t xml:space="preserve">Agenda-Struktur</w:t>
       </w:r>
     </w:p>
     <w:p>
@@ -1990,7 +2006,7 @@
           <w:b/>
           <w:bCs/>
         </w:rPr>
-        <w:t xml:space="preserve">Initiative status updates</w:t>
+        <w:t xml:space="preserve">Status-Updates der Initiativen</w:t>
       </w:r>
       <w:r>
         <w:t xml:space="preserve"> </w:t>
@@ -2009,7 +2025,7 @@
           <w:b/>
           <w:bCs/>
         </w:rPr>
-        <w:t xml:space="preserve">Blockers and dependencies</w:t>
+        <w:t xml:space="preserve">Hindernisse und Abhängigkeiten</w:t>
       </w:r>
       <w:r>
         <w:t xml:space="preserve"> </w:t>
@@ -2028,20 +2044,20 @@
           <w:b/>
           <w:bCs/>
         </w:rPr>
-        <w:t xml:space="preserve">Next steps</w:t>
+        <w:t xml:space="preserve">Nächste Schritte</w:t>
       </w:r>
       <w:r>
         <w:t xml:space="preserve"> </w:t>
       </w:r>
     </w:p>
     <w:bookmarkEnd w:id="24"/>
-    <w:bookmarkStart w:id="25" w:name="notes-and-records-2"/>
+    <w:bookmarkStart w:id="25" w:name="notizen-und-protokoll-2"/>
     <w:p>
       <w:pPr>
         <w:pStyle w:val="Heading3"/>
       </w:pPr>
       <w:r>
-        <w:t xml:space="preserve">Notes and Records</w:t>
+        <w:t xml:space="preserve">Notizen und Protokoll</w:t>
       </w:r>
     </w:p>
     <w:p>
@@ -2057,7 +2073,7 @@
           <w:b/>
           <w:bCs/>
         </w:rPr>
-        <w:t xml:space="preserve">Date:</w:t>
+        <w:t xml:space="preserve">Datum:</w:t>
       </w:r>
     </w:p>
     <w:p>
@@ -2073,7 +2089,7 @@
           <w:b/>
           <w:bCs/>
         </w:rPr>
-        <w:t xml:space="preserve">Facilitator:</w:t>
+        <w:t xml:space="preserve">Moderation:</w:t>
       </w:r>
     </w:p>
     <w:p>
@@ -2089,7 +2105,7 @@
           <w:b/>
           <w:bCs/>
         </w:rPr>
-        <w:t xml:space="preserve">Attendees:</w:t>
+        <w:t xml:space="preserve">Anwesende:</w:t>
       </w:r>
     </w:p>
     <w:p>
@@ -2105,7 +2121,7 @@
           <w:b/>
           <w:bCs/>
         </w:rPr>
-        <w:t xml:space="preserve">Notes:</w:t>
+        <w:t xml:space="preserve">Notizen:</w:t>
       </w:r>
     </w:p>
     <w:p>
@@ -2117,13 +2133,13 @@
     </w:p>
     <w:bookmarkEnd w:id="25"/>
     <w:bookmarkEnd w:id="26"/>
-    <w:bookmarkStart w:id="29" w:name="meeting-type-reflection--learning"/>
+    <w:bookmarkStart w:id="29" w:name="sitzungstyp-reflexion--lernen"/>
     <w:p>
       <w:pPr>
         <w:pStyle w:val="Heading2"/>
       </w:pPr>
       <w:r>
-        <w:t xml:space="preserve">Meeting Type: Reflection &amp; Learning</w:t>
+        <w:t xml:space="preserve">Sitzungstyp: Reflexion &amp; Lernen</w:t>
       </w:r>
     </w:p>
     <w:p>
@@ -2135,7 +2151,7 @@
           <w:i/>
           <w:iCs/>
         </w:rPr>
-        <w:t xml:space="preserve">RCOS clauses:</w:t>
+        <w:t xml:space="preserve">RCOS-Klauseln:</w:t>
       </w:r>
       <w:r>
         <w:rPr>
@@ -2236,7 +2252,7 @@
           <w:b/>
           <w:bCs/>
         </w:rPr>
-        <w:t xml:space="preserve">Begründung — Why give reflection its own meeting type</w:t>
+        <w:t xml:space="preserve">Begründung — Warum bekommt Reflexion einen eigenen Sitzungstyp</w:t>
       </w:r>
     </w:p>
     <w:p>
@@ -2244,7 +2260,7 @@
         <w:pStyle w:val="BlockText"/>
       </w:pPr>
       <w:r>
-        <w:t xml:space="preserve">Reflection that happens only when time allows never happens. A named meeting type with a defined cadence makes space for looking back — and keeps retrospection from getting squeezed out by operational urgency. Without it, the Learning Log (Layer 6) stays empty and the framework stops evolving.</w:t>
+        <w:t xml:space="preserve">Reflexion, die nur stattfindet, wenn gerade Zeit ist, findet nie statt. Ein benannter Sitzungstyp mit festem Rhythmus schafft Raum für den Rückblick — und verhindert, dass Retrospektiven von der operativen Dringlichkeit verdrängt werden. Ohne das bleibt das Lernprotokoll (Schicht 6) leer und das Framework hört auf, sich weiterzuentwickeln.</w:t>
       </w:r>
     </w:p>
     <w:p>
@@ -2256,7 +2272,7 @@
           <w:b/>
           <w:bCs/>
         </w:rPr>
-        <w:t xml:space="preserve">Anleitung — How to fill this in</w:t>
+        <w:t xml:space="preserve">Anleitung — Wie ihr das ausfüllt</w:t>
       </w:r>
     </w:p>
     <w:p>
@@ -2264,7 +2280,7 @@
         <w:pStyle w:val="BlockText"/>
       </w:pPr>
       <w:r>
-        <w:t xml:space="preserve">This meeting reviews the most recent period and feeds insights to the Learning Log (Layer 6) and the Future Proposals queue.</w:t>
+        <w:t xml:space="preserve">Diese Sitzung bilanziert den letzten Zeitraum und speist Erkenntnisse in das Lernprotokoll (Schicht 6) und die Warteschlange für zukünftige Vorschläge ein.</w:t>
       </w:r>
     </w:p>
     <w:p>
@@ -2280,13 +2296,13 @@
           <w:b/>
           <w:bCs/>
         </w:rPr>
-        <w:t xml:space="preserve">Purpose:</w:t>
-      </w:r>
-      <w:r>
-        <w:t xml:space="preserve"> </w:t>
-      </w:r>
-      <w:r>
-        <w:t xml:space="preserve">Review experience, surface patterns, capture learnings, feed insights back into the framework.</w:t>
+        <w:t xml:space="preserve">Zweck:</w:t>
+      </w:r>
+      <w:r>
+        <w:t xml:space="preserve"> </w:t>
+      </w:r>
+      <w:r>
+        <w:t xml:space="preserve">Erfahrungen auswerten, Muster erkennen, Erkenntnisse festhalten, Einsichten ins Framework zurückspielen.</w:t>
       </w:r>
     </w:p>
     <w:p>
@@ -2302,13 +2318,13 @@
           <w:b/>
           <w:bCs/>
         </w:rPr>
-        <w:t xml:space="preserve">Decision scope:</w:t>
-      </w:r>
-      <w:r>
-        <w:t xml:space="preserve"> </w:t>
-      </w:r>
-      <w:r>
-        <w:t xml:space="preserve">May produce proposals for change; no direct decision authority unless specified in the Decision Matrix.</w:t>
+        <w:t xml:space="preserve">Entscheidungsbereich:</w:t>
+      </w:r>
+      <w:r>
+        <w:t xml:space="preserve"> </w:t>
+      </w:r>
+      <w:r>
+        <w:t xml:space="preserve">Kann Änderungsvorschläge hervorbringen; keine direkte Entscheidungsbefugnis, sofern nicht in der Entscheidungsmatrix festgelegt.</w:t>
       </w:r>
     </w:p>
     <w:p>
@@ -2324,7 +2340,7 @@
           <w:b/>
           <w:bCs/>
         </w:rPr>
-        <w:t xml:space="preserve">Required participants:</w:t>
+        <w:t xml:space="preserve">Erforderliche Teilnehmende:</w:t>
       </w:r>
       <w:r>
         <w:t xml:space="preserve"> </w:t>
@@ -2343,17 +2359,17 @@
           <w:b/>
           <w:bCs/>
         </w:rPr>
-        <w:t xml:space="preserve">Cadence:</w:t>
-      </w:r>
-      <w:r>
-        <w:t xml:space="preserve"> </w:t>
-      </w:r>
-      <w:r>
-        <w:rPr>
-          <w:i/>
-          <w:iCs/>
-        </w:rPr>
-        <w:t xml:space="preserve">&lt;quarterly.&gt;</w:t>
+        <w:t xml:space="preserve">Rhythmus:</w:t>
+      </w:r>
+      <w:r>
+        <w:t xml:space="preserve"> </w:t>
+      </w:r>
+      <w:r>
+        <w:rPr>
+          <w:i/>
+          <w:iCs/>
+        </w:rPr>
+        <w:t xml:space="preserve">&lt;vierteljährlich.&gt;</w:t>
       </w:r>
     </w:p>
     <w:p>
@@ -2369,17 +2385,17 @@
           <w:b/>
           <w:bCs/>
         </w:rPr>
-        <w:t xml:space="preserve">Duration limit:</w:t>
-      </w:r>
-      <w:r>
-        <w:t xml:space="preserve"> </w:t>
-      </w:r>
-      <w:r>
-        <w:rPr>
-          <w:i/>
-          <w:iCs/>
-        </w:rPr>
-        <w:t xml:space="preserve">&lt;e.g. 90 minutes.&gt;</w:t>
+        <w:t xml:space="preserve">Zeitlimit:</w:t>
+      </w:r>
+      <w:r>
+        <w:t xml:space="preserve"> </w:t>
+      </w:r>
+      <w:r>
+        <w:rPr>
+          <w:i/>
+          <w:iCs/>
+        </w:rPr>
+        <w:t xml:space="preserve">&lt;z. B. maximal 90 Minuten.&gt;</w:t>
       </w:r>
     </w:p>
     <w:p>
@@ -2395,19 +2411,26 @@
           <w:b/>
           <w:bCs/>
         </w:rPr>
-        <w:t xml:space="preserve">Facilitation:</w:t>
-      </w:r>
-      <w:r>
-        <w:t xml:space="preserve"> </w:t>
-      </w:r>
-    </w:p>
-    <w:bookmarkStart w:id="27" w:name="agenda-structure-3"/>
+        <w:t xml:space="preserve">Moderation:</w:t>
+      </w:r>
+      <w:r>
+        <w:t xml:space="preserve"> </w:t>
+      </w:r>
+      <w:r>
+        <w:rPr>
+          <w:i/>
+          <w:iCs/>
+        </w:rPr>
+        <w:t xml:space="preserve">&lt;Moderationsrolle.&gt;</w:t>
+      </w:r>
+    </w:p>
+    <w:bookmarkStart w:id="27" w:name="agenda-struktur-3"/>
     <w:p>
       <w:pPr>
         <w:pStyle w:val="Heading3"/>
       </w:pPr>
       <w:r>
-        <w:t xml:space="preserve">Agenda Structure</w:t>
+        <w:t xml:space="preserve">Agenda-Struktur</w:t>
       </w:r>
     </w:p>
     <w:p>
@@ -2442,7 +2465,7 @@
           <w:b/>
           <w:bCs/>
         </w:rPr>
-        <w:t xml:space="preserve">Review period highlights</w:t>
+        <w:t xml:space="preserve">Highlights des Zeitraums</w:t>
       </w:r>
       <w:r>
         <w:t xml:space="preserve"> </w:t>
@@ -2461,7 +2484,7 @@
           <w:b/>
           <w:bCs/>
         </w:rPr>
-        <w:t xml:space="preserve">What worked well</w:t>
+        <w:t xml:space="preserve">Was gut lief</w:t>
       </w:r>
       <w:r>
         <w:t xml:space="preserve"> </w:t>
@@ -2480,17 +2503,17 @@
           <w:b/>
           <w:bCs/>
         </w:rPr>
-        <w:t xml:space="preserve">What didn’t work / what we’d do differently</w:t>
-      </w:r>
-      <w:r>
-        <w:t xml:space="preserve"> </w:t>
-      </w:r>
-      <w:r>
-        <w:rPr>
-          <w:i/>
-          <w:iCs/>
-        </w:rPr>
-        <w:t xml:space="preserve">&lt;duration; no blame, focus on patterns.&gt;</w:t>
+        <w:t xml:space="preserve">Was nicht lief / was wir anders machen würden</w:t>
+      </w:r>
+      <w:r>
+        <w:t xml:space="preserve"> </w:t>
+      </w:r>
+      <w:r>
+        <w:rPr>
+          <w:i/>
+          <w:iCs/>
+        </w:rPr>
+        <w:t xml:space="preserve">&lt;Dauer; kein Schuldzuweisen, Fokus auf Muster.&gt;</w:t>
       </w:r>
     </w:p>
     <w:p>
@@ -2506,17 +2529,17 @@
           <w:b/>
           <w:bCs/>
         </w:rPr>
-        <w:t xml:space="preserve">Learnings to carry forward</w:t>
-      </w:r>
-      <w:r>
-        <w:t xml:space="preserve"> </w:t>
-      </w:r>
-      <w:r>
-        <w:rPr>
-          <w:i/>
-          <w:iCs/>
-        </w:rPr>
-        <w:t xml:space="preserve">&lt;duration; identify Learning Log entries.&gt;</w:t>
+        <w:t xml:space="preserve">Erkenntnisse für die Zukunft</w:t>
+      </w:r>
+      <w:r>
+        <w:t xml:space="preserve"> </w:t>
+      </w:r>
+      <w:r>
+        <w:rPr>
+          <w:i/>
+          <w:iCs/>
+        </w:rPr>
+        <w:t xml:space="preserve">&lt;Dauer; Einträge für das Lernprotokoll identifizieren.&gt;</w:t>
       </w:r>
     </w:p>
     <w:p>
@@ -2532,17 +2555,17 @@
           <w:b/>
           <w:bCs/>
         </w:rPr>
-        <w:t xml:space="preserve">Updates to learning log and future proposals</w:t>
-      </w:r>
-      <w:r>
-        <w:t xml:space="preserve"> </w:t>
-      </w:r>
-      <w:r>
-        <w:rPr>
-          <w:i/>
-          <w:iCs/>
-        </w:rPr>
-        <w:t xml:space="preserve">&lt;duration.&gt;</w:t>
+        <w:t xml:space="preserve">Aktualisierung von Lernprotokoll und zukünftigen Vorschlägen</w:t>
+      </w:r>
+      <w:r>
+        <w:t xml:space="preserve"> </w:t>
+      </w:r>
+      <w:r>
+        <w:rPr>
+          <w:i/>
+          <w:iCs/>
+        </w:rPr>
+        <w:t xml:space="preserve">&lt;Dauer.&gt;</w:t>
       </w:r>
     </w:p>
     <w:p>
@@ -2565,13 +2588,13 @@
       </w:r>
     </w:p>
     <w:bookmarkEnd w:id="27"/>
-    <w:bookmarkStart w:id="28" w:name="notes-and-records-3"/>
+    <w:bookmarkStart w:id="28" w:name="notizen-und-protokoll-3"/>
     <w:p>
       <w:pPr>
         <w:pStyle w:val="Heading3"/>
       </w:pPr>
       <w:r>
-        <w:t xml:space="preserve">Notes and Records</w:t>
+        <w:t xml:space="preserve">Notizen und Protokoll</w:t>
       </w:r>
     </w:p>
     <w:p>
@@ -2587,7 +2610,7 @@
           <w:b/>
           <w:bCs/>
         </w:rPr>
-        <w:t xml:space="preserve">Date:</w:t>
+        <w:t xml:space="preserve">Datum:</w:t>
       </w:r>
     </w:p>
     <w:p>
@@ -2603,7 +2626,7 @@
           <w:b/>
           <w:bCs/>
         </w:rPr>
-        <w:t xml:space="preserve">Facilitator:</w:t>
+        <w:t xml:space="preserve">Moderation:</w:t>
       </w:r>
     </w:p>
     <w:p>
@@ -2619,7 +2642,7 @@
           <w:b/>
           <w:bCs/>
         </w:rPr>
-        <w:t xml:space="preserve">Attendees:</w:t>
+        <w:t xml:space="preserve">Anwesende:</w:t>
       </w:r>
     </w:p>
     <w:p>
@@ -2635,7 +2658,7 @@
           <w:b/>
           <w:bCs/>
         </w:rPr>
-        <w:t xml:space="preserve">Notes:</w:t>
+        <w:t xml:space="preserve">Notizen:</w:t>
       </w:r>
     </w:p>
     <w:p>
@@ -2651,38 +2674,17 @@
           <w:b/>
           <w:bCs/>
         </w:rPr>
-        <w:t xml:space="preserve">Learning Log entries triggered:</w:t>
-      </w:r>
-      <w:r>
-        <w:t xml:space="preserve"> </w:t>
-      </w:r>
-      <w:r>
-        <w:rPr>
-          <w:i/>
-          <w:iCs/>
-        </w:rPr>
-        <w:t xml:space="preserve">&lt;list or</w:t>
-      </w:r>
-      <w:r>
-        <w:rPr>
-          <w:i/>
-          <w:iCs/>
-        </w:rPr>
-        <w:t xml:space="preserve"> </w:t>
-      </w:r>
-      <w:r>
-        <w:rPr>
-          <w:i/>
-          <w:iCs/>
-        </w:rPr>
-        <w:t xml:space="preserve">“none”</w:t>
-      </w:r>
-      <w:r>
-        <w:rPr>
-          <w:i/>
-          <w:iCs/>
-        </w:rPr>
-        <w:t xml:space="preserve">&gt;</w:t>
+        <w:t xml:space="preserve">Ausgelöste Lernprotokoll-Einträge:</w:t>
+      </w:r>
+      <w:r>
+        <w:t xml:space="preserve"> </w:t>
+      </w:r>
+      <w:r>
+        <w:rPr>
+          <w:i/>
+          <w:iCs/>
+        </w:rPr>
+        <w:t xml:space="preserve">&lt;Liste oder „keine“&gt;</w:t>
       </w:r>
     </w:p>
     <w:p>
@@ -2698,38 +2700,17 @@
           <w:b/>
           <w:bCs/>
         </w:rPr>
-        <w:t xml:space="preserve">Future proposals added:</w:t>
-      </w:r>
-      <w:r>
-        <w:t xml:space="preserve"> </w:t>
-      </w:r>
-      <w:r>
-        <w:rPr>
-          <w:i/>
-          <w:iCs/>
-        </w:rPr>
-        <w:t xml:space="preserve">&lt;list or</w:t>
-      </w:r>
-      <w:r>
-        <w:rPr>
-          <w:i/>
-          <w:iCs/>
-        </w:rPr>
-        <w:t xml:space="preserve"> </w:t>
-      </w:r>
-      <w:r>
-        <w:rPr>
-          <w:i/>
-          <w:iCs/>
-        </w:rPr>
-        <w:t xml:space="preserve">“none”</w:t>
-      </w:r>
-      <w:r>
-        <w:rPr>
-          <w:i/>
-          <w:iCs/>
-        </w:rPr>
-        <w:t xml:space="preserve">&gt;</w:t>
+        <w:t xml:space="preserve">Hinzugefügte zukünftige Vorschläge:</w:t>
+      </w:r>
+      <w:r>
+        <w:t xml:space="preserve"> </w:t>
+      </w:r>
+      <w:r>
+        <w:rPr>
+          <w:i/>
+          <w:iCs/>
+        </w:rPr>
+        <w:t xml:space="preserve">&lt;Liste oder „keine“&gt;</w:t>
       </w:r>
     </w:p>
     <w:p>
@@ -2741,13 +2722,13 @@
     </w:p>
     <w:bookmarkEnd w:id="28"/>
     <w:bookmarkEnd w:id="29"/>
-    <w:bookmarkStart w:id="33" w:name="meeting-type-conflict-handling"/>
+    <w:bookmarkStart w:id="33" w:name="sitzungstyp-konfliktbearbeitung"/>
     <w:p>
       <w:pPr>
         <w:pStyle w:val="Heading2"/>
       </w:pPr>
       <w:r>
-        <w:t xml:space="preserve">Meeting Type: Conflict Handling</w:t>
+        <w:t xml:space="preserve">Sitzungstyp: Konfliktbearbeitung</w:t>
       </w:r>
     </w:p>
     <w:p>
@@ -2759,7 +2740,7 @@
           <w:i/>
           <w:iCs/>
         </w:rPr>
-        <w:t xml:space="preserve">RCOS clauses:</w:t>
+        <w:t xml:space="preserve">RCOS-Klauseln:</w:t>
       </w:r>
       <w:r>
         <w:rPr>
@@ -2855,7 +2836,7 @@
           <w:i/>
           <w:iCs/>
         </w:rPr>
-        <w:t xml:space="preserve">; see also Layer 4 —</w:t>
+        <w:t xml:space="preserve">; siehe auch Schicht 4 —</w:t>
       </w:r>
       <w:r>
         <w:rPr>
@@ -2871,7 +2852,7 @@
             <w:i/>
             <w:iCs/>
           </w:rPr>
-          <w:t xml:space="preserve">Conflict Resolution Ladder</w:t>
+          <w:t xml:space="preserve">Konfliktlösungsleiter</w:t>
         </w:r>
       </w:hyperlink>
     </w:p>
@@ -2884,7 +2865,7 @@
           <w:b/>
           <w:bCs/>
         </w:rPr>
-        <w:t xml:space="preserve">Begründung — Why a distinct meeting type for conflict</w:t>
+        <w:t xml:space="preserve">Begründung — Warum ein eigener Sitzungstyp für Konflikte</w:t>
       </w:r>
     </w:p>
     <w:p>
@@ -2892,7 +2873,7 @@
         <w:pStyle w:val="BlockText"/>
       </w:pPr>
       <w:r>
-        <w:t xml:space="preserve">Conflict work has rules that other meetings don’t: confidentiality, Facilitator selection that bypasses party preference, anti-retaliation protections, and restricted records. Using the Operations template for a conflict session would quietly violate all of these. A dedicated template makes the different container visible from the first minute.</w:t>
+        <w:t xml:space="preserve">Konfliktarbeit hat Regeln, die andere Sitzungen nicht haben: Vertraulichkeit, Moderator:innen-Auswahl, die die Parteipräferenzen umgeht, Schutz vor Vergeltung und eingeschränkte Protokollierung. Die operative Vorlage für eine Konfliktsitzung zu verwenden, würde stillschweigend all diese Regeln verletzen. Eine eigene Vorlage macht den unterschiedlichen Rahmen ab der ersten Minute sichtbar.</w:t>
       </w:r>
     </w:p>
     <w:p>
@@ -2904,7 +2885,7 @@
           <w:b/>
           <w:bCs/>
         </w:rPr>
-        <w:t xml:space="preserve">Anleitung — How to fill this in</w:t>
+        <w:t xml:space="preserve">Anleitung — Wie ihr das ausfüllt</w:t>
       </w:r>
     </w:p>
     <w:p>
@@ -2912,7 +2893,7 @@
         <w:pStyle w:val="BlockText"/>
       </w:pPr>
       <w:r>
-        <w:t xml:space="preserve">Use this template only for facilitated sessions under Conflict Resolution Ladder Steps 2–4. Privacy and Facilitator-selection rules are governed by Layer 4, not by the meeting itself.</w:t>
+        <w:t xml:space="preserve">Verwendet diese Vorlage nur für moderierte Sitzungen gemäß den Stufen 2–4 der Konfliktlösungsleiter. Datenschutz- und Moderator:innen-Auswahlregeln werden durch Schicht 4 geregelt, nicht durch die Sitzung selbst.</w:t>
       </w:r>
     </w:p>
     <w:p>
@@ -2928,13 +2909,13 @@
           <w:b/>
           <w:bCs/>
         </w:rPr>
-        <w:t xml:space="preserve">Purpose:</w:t>
-      </w:r>
-      <w:r>
-        <w:t xml:space="preserve"> </w:t>
-      </w:r>
-      <w:r>
-        <w:t xml:space="preserve">Facilitate resolution at a defined ladder step (Conflict Resolution Ladder Steps 2–4).</w:t>
+        <w:t xml:space="preserve">Zweck:</w:t>
+      </w:r>
+      <w:r>
+        <w:t xml:space="preserve"> </w:t>
+      </w:r>
+      <w:r>
+        <w:t xml:space="preserve">Lösung auf einer definierten Stufe der Konfliktlösungsleiter moderieren (Stufen 2–4).</w:t>
       </w:r>
     </w:p>
     <w:p>
@@ -2950,13 +2931,13 @@
           <w:b/>
           <w:bCs/>
         </w:rPr>
-        <w:t xml:space="preserve">Decision scope:</w:t>
-      </w:r>
-      <w:r>
-        <w:t xml:space="preserve"> </w:t>
-      </w:r>
-      <w:r>
-        <w:t xml:space="preserve">Produces repair plans, agreements, or escalation decisions; binding outcomes require the authority defined in the Conflict Resolution Ladder and Decision Matrix.</w:t>
+        <w:t xml:space="preserve">Entscheidungsbereich:</w:t>
+      </w:r>
+      <w:r>
+        <w:t xml:space="preserve"> </w:t>
+      </w:r>
+      <w:r>
+        <w:t xml:space="preserve">Erarbeitet Reparaturpläne, Vereinbarungen oder Eskalationsentscheidungen; verbindliche Ergebnisse erfordern die in der Konfliktlösungsleiter und der Entscheidungsmatrix festgelegte Befugnis.</w:t>
       </w:r>
     </w:p>
     <w:p>
@@ -2972,13 +2953,13 @@
           <w:b/>
           <w:bCs/>
         </w:rPr>
-        <w:t xml:space="preserve">Required participants:</w:t>
-      </w:r>
-      <w:r>
-        <w:t xml:space="preserve"> </w:t>
-      </w:r>
-      <w:r>
-        <w:t xml:space="preserve">Parties to the conflict; assigned Facilitator (per Conflict Resolution Ladder selection rules).</w:t>
+        <w:t xml:space="preserve">Erforderliche Teilnehmende:</w:t>
+      </w:r>
+      <w:r>
+        <w:t xml:space="preserve"> </w:t>
+      </w:r>
+      <w:r>
+        <w:t xml:space="preserve">Konfliktparteien; zugewiesene:r Moderator:in (gemäß den Auswahlregeln der Konfliktlösungsleiter).</w:t>
       </w:r>
     </w:p>
     <w:p>
@@ -2994,13 +2975,13 @@
           <w:b/>
           <w:bCs/>
         </w:rPr>
-        <w:t xml:space="preserve">Optional participants:</w:t>
-      </w:r>
-      <w:r>
-        <w:t xml:space="preserve"> </w:t>
-      </w:r>
-      <w:r>
-        <w:t xml:space="preserve">A support person, by mutual written consent of all parties.</w:t>
+        <w:t xml:space="preserve">Optionale Teilnehmende:</w:t>
+      </w:r>
+      <w:r>
+        <w:t xml:space="preserve"> </w:t>
+      </w:r>
+      <w:r>
+        <w:t xml:space="preserve">Eine Vertrauensperson, mit schriftlicher gegenseitiger Zustimmung aller Parteien.</w:t>
       </w:r>
     </w:p>
     <w:p>
@@ -3016,13 +2997,13 @@
           <w:b/>
           <w:bCs/>
         </w:rPr>
-        <w:t xml:space="preserve">Cadence:</w:t>
-      </w:r>
-      <w:r>
-        <w:t xml:space="preserve"> </w:t>
-      </w:r>
-      <w:r>
-        <w:t xml:space="preserve">As needed; triggered by intake.</w:t>
+        <w:t xml:space="preserve">Rhythmus:</w:t>
+      </w:r>
+      <w:r>
+        <w:t xml:space="preserve"> </w:t>
+      </w:r>
+      <w:r>
+        <w:t xml:space="preserve">Nach Bedarf; ausgelöst durch Eingangsverfahren.</w:t>
       </w:r>
     </w:p>
     <w:p>
@@ -3038,17 +3019,17 @@
           <w:b/>
           <w:bCs/>
         </w:rPr>
-        <w:t xml:space="preserve">Duration limit:</w:t>
-      </w:r>
-      <w:r>
-        <w:t xml:space="preserve"> </w:t>
-      </w:r>
-      <w:r>
-        <w:rPr>
-          <w:i/>
-          <w:iCs/>
-        </w:rPr>
-        <w:t xml:space="preserve">&lt;typically 60–90 minutes; Facilitator may extend.&gt;</w:t>
+        <w:t xml:space="preserve">Zeitlimit:</w:t>
+      </w:r>
+      <w:r>
+        <w:t xml:space="preserve"> </w:t>
+      </w:r>
+      <w:r>
+        <w:rPr>
+          <w:i/>
+          <w:iCs/>
+        </w:rPr>
+        <w:t xml:space="preserve">&lt;typischerweise 60–90 Minuten; Moderator:in kann verlängern.&gt;</w:t>
       </w:r>
     </w:p>
     <w:p>
@@ -3064,13 +3045,13 @@
           <w:b/>
           <w:bCs/>
         </w:rPr>
-        <w:t xml:space="preserve">Facilitation:</w:t>
-      </w:r>
-      <w:r>
-        <w:t xml:space="preserve"> </w:t>
-      </w:r>
-      <w:r>
-        <w:t xml:space="preserve">Selected per Conflict Resolution Ladder (Layer 4) — not chosen by the parties themselves.</w:t>
+        <w:t xml:space="preserve">Moderation:</w:t>
+      </w:r>
+      <w:r>
+        <w:t xml:space="preserve"> </w:t>
+      </w:r>
+      <w:r>
+        <w:t xml:space="preserve">Auswahl gemäß Konfliktlösungsleiter (Schicht 4) — nicht von den Parteien selbst gewählt.</w:t>
       </w:r>
     </w:p>
     <w:p>
@@ -3082,22 +3063,22 @@
           <w:b/>
           <w:bCs/>
         </w:rPr>
-        <w:t xml:space="preserve">Privacy note:</w:t>
-      </w:r>
-      <w:r>
-        <w:t xml:space="preserve"> </w:t>
-      </w:r>
-      <w:r>
-        <w:t xml:space="preserve">Records from this meeting type are subject to the privacy and information access boundaries defined in the Conflict Resolution Ladder (Layer 4). They are not published to the general member record by default.</w:t>
-      </w:r>
-    </w:p>
-    <w:bookmarkStart w:id="31" w:name="agenda-structure-4"/>
+        <w:t xml:space="preserve">Datenschutzhinweis:</w:t>
+      </w:r>
+      <w:r>
+        <w:t xml:space="preserve"> </w:t>
+      </w:r>
+      <w:r>
+        <w:t xml:space="preserve">Aufzeichnungen aus diesem Sitzungstyp unterliegen den Datenschutz- und Informationszugangsregelungen der Konfliktlösungsleiter (Schicht 4). Sie werden standardmäßig nicht im allgemeinen Mitgliederprotokoll veröffentlicht.</w:t>
+      </w:r>
+    </w:p>
+    <w:bookmarkStart w:id="31" w:name="agenda-struktur-4"/>
     <w:p>
       <w:pPr>
         <w:pStyle w:val="Heading3"/>
       </w:pPr>
       <w:r>
-        <w:t xml:space="preserve">Agenda Structure</w:t>
+        <w:t xml:space="preserve">Agenda-Struktur</w:t>
       </w:r>
     </w:p>
     <w:p>
@@ -3113,17 +3094,17 @@
           <w:b/>
           <w:bCs/>
         </w:rPr>
-        <w:t xml:space="preserve">Opening and ground rules</w:t>
-      </w:r>
-      <w:r>
-        <w:t xml:space="preserve"> </w:t>
-      </w:r>
-      <w:r>
-        <w:rPr>
-          <w:i/>
-          <w:iCs/>
-        </w:rPr>
-        <w:t xml:space="preserve">&lt;duration; consent, confidentiality, anti-retaliation, pause rights.&gt;</w:t>
+        <w:t xml:space="preserve">Eröffnung und Grundregeln</w:t>
+      </w:r>
+      <w:r>
+        <w:t xml:space="preserve"> </w:t>
+      </w:r>
+      <w:r>
+        <w:rPr>
+          <w:i/>
+          <w:iCs/>
+        </w:rPr>
+        <w:t xml:space="preserve">&lt;Dauer; Einverständnis, Vertraulichkeit, Vergeltungsschutz, Pausenrecht.&gt;</w:t>
       </w:r>
     </w:p>
     <w:p>
@@ -3139,17 +3120,17 @@
           <w:b/>
           <w:bCs/>
         </w:rPr>
-        <w:t xml:space="preserve">Each party shares their perspective</w:t>
-      </w:r>
-      <w:r>
-        <w:t xml:space="preserve"> </w:t>
-      </w:r>
-      <w:r>
-        <w:rPr>
-          <w:i/>
-          <w:iCs/>
-        </w:rPr>
-        <w:t xml:space="preserve">&lt;uninterrupted; equal time.&gt;</w:t>
+        <w:t xml:space="preserve">Jede Partei schildert ihre Perspektive</w:t>
+      </w:r>
+      <w:r>
+        <w:t xml:space="preserve"> </w:t>
+      </w:r>
+      <w:r>
+        <w:rPr>
+          <w:i/>
+          <w:iCs/>
+        </w:rPr>
+        <w:t xml:space="preserve">&lt;ohne Unterbrechung; gleiche Redezeit.&gt;</w:t>
       </w:r>
     </w:p>
     <w:p>
@@ -3165,17 +3146,17 @@
           <w:b/>
           <w:bCs/>
         </w:rPr>
-        <w:t xml:space="preserve">Shared understanding check</w:t>
-      </w:r>
-      <w:r>
-        <w:t xml:space="preserve"> </w:t>
-      </w:r>
-      <w:r>
-        <w:rPr>
-          <w:i/>
-          <w:iCs/>
-        </w:rPr>
-        <w:t xml:space="preserve">&lt;duration.&gt;</w:t>
+        <w:t xml:space="preserve">Prüfung des gemeinsamen Verständnisses</w:t>
+      </w:r>
+      <w:r>
+        <w:t xml:space="preserve"> </w:t>
+      </w:r>
+      <w:r>
+        <w:rPr>
+          <w:i/>
+          <w:iCs/>
+        </w:rPr>
+        <w:t xml:space="preserve">&lt;Dauer.&gt;</w:t>
       </w:r>
     </w:p>
     <w:p>
@@ -3191,17 +3172,17 @@
           <w:b/>
           <w:bCs/>
         </w:rPr>
-        <w:t xml:space="preserve">Needs and requests</w:t>
-      </w:r>
-      <w:r>
-        <w:t xml:space="preserve"> </w:t>
-      </w:r>
-      <w:r>
-        <w:rPr>
-          <w:i/>
-          <w:iCs/>
-        </w:rPr>
-        <w:t xml:space="preserve">&lt;duration.&gt;</w:t>
+        <w:t xml:space="preserve">Bedürfnisse und Bitten</w:t>
+      </w:r>
+      <w:r>
+        <w:t xml:space="preserve"> </w:t>
+      </w:r>
+      <w:r>
+        <w:rPr>
+          <w:i/>
+          <w:iCs/>
+        </w:rPr>
+        <w:t xml:space="preserve">&lt;Dauer.&gt;</w:t>
       </w:r>
     </w:p>
     <w:p>
@@ -3217,17 +3198,17 @@
           <w:b/>
           <w:bCs/>
         </w:rPr>
-        <w:t xml:space="preserve">Repair or agreement options</w:t>
-      </w:r>
-      <w:r>
-        <w:t xml:space="preserve"> </w:t>
-      </w:r>
-      <w:r>
-        <w:rPr>
-          <w:i/>
-          <w:iCs/>
-        </w:rPr>
-        <w:t xml:space="preserve">&lt;duration.&gt;</w:t>
+        <w:t xml:space="preserve">Reparatur- oder Einigungsoptionen</w:t>
+      </w:r>
+      <w:r>
+        <w:t xml:space="preserve"> </w:t>
+      </w:r>
+      <w:r>
+        <w:rPr>
+          <w:i/>
+          <w:iCs/>
+        </w:rPr>
+        <w:t xml:space="preserve">&lt;Dauer.&gt;</w:t>
       </w:r>
     </w:p>
     <w:p>
@@ -3243,17 +3224,17 @@
           <w:b/>
           <w:bCs/>
         </w:rPr>
-        <w:t xml:space="preserve">Decision or next step</w:t>
-      </w:r>
-      <w:r>
-        <w:t xml:space="preserve"> </w:t>
-      </w:r>
-      <w:r>
-        <w:rPr>
-          <w:i/>
-          <w:iCs/>
-        </w:rPr>
-        <w:t xml:space="preserve">&lt;duration.&gt;</w:t>
+        <w:t xml:space="preserve">Entscheidung oder nächster Schritt</w:t>
+      </w:r>
+      <w:r>
+        <w:t xml:space="preserve"> </w:t>
+      </w:r>
+      <w:r>
+        <w:rPr>
+          <w:i/>
+          <w:iCs/>
+        </w:rPr>
+        <w:t xml:space="preserve">&lt;Dauer.&gt;</w:t>
       </w:r>
     </w:p>
     <w:p>
@@ -3269,27 +3250,27 @@
           <w:b/>
           <w:bCs/>
         </w:rPr>
-        <w:t xml:space="preserve">Documentation</w:t>
-      </w:r>
-      <w:r>
-        <w:t xml:space="preserve"> </w:t>
-      </w:r>
-      <w:r>
-        <w:rPr>
-          <w:i/>
-          <w:iCs/>
-        </w:rPr>
-        <w:t xml:space="preserve">&lt;duration; record per Layer 4 privacy rules.&gt;</w:t>
+        <w:t xml:space="preserve">Dokumentation</w:t>
+      </w:r>
+      <w:r>
+        <w:t xml:space="preserve"> </w:t>
+      </w:r>
+      <w:r>
+        <w:rPr>
+          <w:i/>
+          <w:iCs/>
+        </w:rPr>
+        <w:t xml:space="preserve">&lt;Dauer; Protokoll gemäß Datenschutzregeln der Schicht 4.&gt;</w:t>
       </w:r>
     </w:p>
     <w:bookmarkEnd w:id="31"/>
-    <w:bookmarkStart w:id="32" w:name="record-format"/>
+    <w:bookmarkStart w:id="32" w:name="protokollformat"/>
     <w:p>
       <w:pPr>
         <w:pStyle w:val="Heading3"/>
       </w:pPr>
       <w:r>
-        <w:t xml:space="preserve">Record Format</w:t>
+        <w:t xml:space="preserve">Protokollformat</w:t>
       </w:r>
     </w:p>
     <w:p>
@@ -3297,7 +3278,7 @@
         <w:pStyle w:val="BlockText"/>
       </w:pPr>
       <w:r>
-        <w:t xml:space="preserve">This record is confidential. Access is restricted per the Conflict Resolution Ladder (Layer 4).</w:t>
+        <w:t xml:space="preserve">Dieses Protokoll ist vertraulich. Der Zugang ist gemäß der Konfliktlösungsleiter (Schicht 4) eingeschränkt.</w:t>
       </w:r>
     </w:p>
     <w:p>
@@ -3313,7 +3294,7 @@
           <w:b/>
           <w:bCs/>
         </w:rPr>
-        <w:t xml:space="preserve">Date:</w:t>
+        <w:t xml:space="preserve">Datum:</w:t>
       </w:r>
     </w:p>
     <w:p>
@@ -3329,7 +3310,7 @@
           <w:b/>
           <w:bCs/>
         </w:rPr>
-        <w:t xml:space="preserve">Facilitator:</w:t>
+        <w:t xml:space="preserve">Moderation:</w:t>
       </w:r>
     </w:p>
     <w:p>
@@ -3345,7 +3326,7 @@
           <w:b/>
           <w:bCs/>
         </w:rPr>
-        <w:t xml:space="preserve">Parties present:</w:t>
+        <w:t xml:space="preserve">Anwesende Parteien:</w:t>
       </w:r>
     </w:p>
     <w:p>
@@ -3361,7 +3342,7 @@
           <w:b/>
           <w:bCs/>
         </w:rPr>
-        <w:t xml:space="preserve">Ladder step:</w:t>
+        <w:t xml:space="preserve">Leiterstufe:</w:t>
       </w:r>
     </w:p>
     <w:p>
@@ -3377,7 +3358,7 @@
           <w:b/>
           <w:bCs/>
         </w:rPr>
-        <w:t xml:space="preserve">Conflict class:</w:t>
+        <w:t xml:space="preserve">Konfliktklasse:</w:t>
       </w:r>
     </w:p>
     <w:p>
@@ -3393,17 +3374,17 @@
           <w:b/>
           <w:bCs/>
         </w:rPr>
-        <w:t xml:space="preserve">Outcome:</w:t>
-      </w:r>
-      <w:r>
-        <w:t xml:space="preserve"> </w:t>
-      </w:r>
-      <w:r>
-        <w:rPr>
-          <w:i/>
-          <w:iCs/>
-        </w:rPr>
-        <w:t xml:space="preserve">&lt;Agreement reached / Escalated to next step / Adjourned&gt;</w:t>
+        <w:t xml:space="preserve">Ergebnis:</w:t>
+      </w:r>
+      <w:r>
+        <w:t xml:space="preserve"> </w:t>
+      </w:r>
+      <w:r>
+        <w:rPr>
+          <w:i/>
+          <w:iCs/>
+        </w:rPr>
+        <w:t xml:space="preserve">&lt;Einigung erzielt / Eskalation auf nächste Stufe / Vertagt&gt;</w:t>
       </w:r>
     </w:p>
     <w:p>
@@ -3419,7 +3400,7 @@
           <w:b/>
           <w:bCs/>
         </w:rPr>
-        <w:t xml:space="preserve">Agreed actions (if any):</w:t>
+        <w:t xml:space="preserve">Vereinbarte Maßnahmen (falls vorhanden):</w:t>
       </w:r>
     </w:p>
     <w:p>
@@ -3435,7 +3416,7 @@
           <w:b/>
           <w:bCs/>
         </w:rPr>
-        <w:t xml:space="preserve">Escalation destination (if applicable):</w:t>
+        <w:t xml:space="preserve">Eskalationsziel (falls zutreffend):</w:t>
       </w:r>
     </w:p>
     <w:p>
@@ -3451,13 +3432,13 @@
           <w:b/>
           <w:bCs/>
         </w:rPr>
-        <w:t xml:space="preserve">Access:</w:t>
-      </w:r>
-      <w:r>
-        <w:t xml:space="preserve"> </w:t>
-      </w:r>
-      <w:r>
-        <w:t xml:space="preserve">Parties and Facilitator only; disclosed to Full Members only if escalated to the governance step.</w:t>
+        <w:t xml:space="preserve">Zugang:</w:t>
+      </w:r>
+      <w:r>
+        <w:t xml:space="preserve"> </w:t>
+      </w:r>
+      <w:r>
+        <w:t xml:space="preserve">Nur Parteien und Moderator:in; Offenlegung gegenüber Vollmitgliedern nur bei Eskalation auf die Governance-Stufe.</w:t>
       </w:r>
     </w:p>
     <w:p>
@@ -3469,13 +3450,13 @@
     </w:p>
     <w:bookmarkEnd w:id="32"/>
     <w:bookmarkEnd w:id="33"/>
-    <w:bookmarkStart w:id="34" w:name="ratification-record"/>
+    <w:bookmarkStart w:id="34" w:name="ratifizierungsprotokoll"/>
     <w:p>
       <w:pPr>
         <w:pStyle w:val="Heading2"/>
       </w:pPr>
       <w:r>
-        <w:t xml:space="preserve">Ratification Record</w:t>
+        <w:t xml:space="preserve">Ratifizierungsprotokoll</w:t>
       </w:r>
     </w:p>
     <w:p>
@@ -3491,7 +3472,7 @@
           <w:b/>
           <w:bCs/>
         </w:rPr>
-        <w:t xml:space="preserve">Adopted:</w:t>
+        <w:t xml:space="preserve">Angenommen:</w:t>
       </w:r>
       <w:r>
         <w:t xml:space="preserve"> </w:t>
@@ -3510,13 +3491,13 @@
           <w:b/>
           <w:bCs/>
         </w:rPr>
-        <w:t xml:space="preserve">Decision type:</w:t>
-      </w:r>
-      <w:r>
-        <w:t xml:space="preserve"> </w:t>
-      </w:r>
-      <w:r>
-        <w:t xml:space="preserve">Strategic</w:t>
+        <w:t xml:space="preserve">Entscheidungstyp:</w:t>
+      </w:r>
+      <w:r>
+        <w:t xml:space="preserve"> </w:t>
+      </w:r>
+      <w:r>
+        <w:t xml:space="preserve">Strategisch</w:t>
       </w:r>
     </w:p>
     <w:p>
@@ -3551,7 +3532,7 @@
           <w:b/>
           <w:bCs/>
         </w:rPr>
-        <w:t xml:space="preserve">Decision record:</w:t>
+        <w:t xml:space="preserve">Entscheidungsprotokoll:</w:t>
       </w:r>
       <w:r>
         <w:t xml:space="preserve"> </w:t>

--- a/static/downloads/de/docx/layer-5/meeting-templates.docx
+++ b/static/downloads/de/docx/layer-5/meeting-templates.docx
@@ -87,7 +87,7 @@
         <w:t xml:space="preserve"> </w:t>
       </w:r>
       <w:r>
-        <w:t xml:space="preserve">2026-04-28</w:t>
+        <w:t xml:space="preserve">2026-04-29</w:t>
       </w:r>
     </w:p>
     <w:p>

--- a/static/downloads/de/docx/layer-5/meeting-templates.docx
+++ b/static/downloads/de/docx/layer-5/meeting-templates.docx
@@ -87,7 +87,7 @@
         <w:t xml:space="preserve"> </w:t>
       </w:r>
       <w:r>
-        <w:t xml:space="preserve">2026-06-26</w:t>
+        <w:t xml:space="preserve">2026-07-07</w:t>
       </w:r>
     </w:p>
     <w:p>
@@ -238,10 +238,10 @@
     </w:p>
     <w:p>
       <w:pPr>
-        <w:pStyle w:val="BlockText"/>
-      </w:pPr>
-      <w:r>
-        <w:t xml:space="preserve">Sitzungsvorlagen legen Zweck, Entscheidungsbereich, Beschlussfähigkeit und Struktur jedes Sitzungstyps fest. Eine Sitzung ohne festgelegte Vorlage wird mit der Zeit Befugnisse ansammeln, die sie nicht haben sollte. Passt diese Vorlagen an und fügt Sitzungstypen hinzu oder entfernt sie, wie es eure Gemeinschaft braucht.</w:t>
+        <w:pStyle w:val="FirstParagraph"/>
+      </w:pPr>
+      <w:r>
+        <w:t xml:space="preserve">&gt; Sitzungsvorlagen legen Zweck, Entscheidungsbereich, Beschlussfähigkeit und Struktur jedes Sitzungstyps fest. Eine Sitzung ohne festgelegte Vorlage wird mit der Zeit Befugnisse ansammeln, die sie nicht haben sollte. Passt diese Vorlagen an und fügt Sitzungstypen hinzu oder entfernt sie, wie es eure Gemeinschaft braucht.</w:t>
       </w:r>
     </w:p>
     <w:p>
@@ -387,8 +387,14 @@
     </w:p>
     <w:p>
       <w:pPr>
-        <w:pStyle w:val="BlockText"/>
-      </w:pPr>
+        <w:pStyle w:val="BodyText"/>
+      </w:pPr>
+      <w:r>
+        <w:t xml:space="preserve">&gt;</w:t>
+      </w:r>
+      <w:r>
+        <w:t xml:space="preserve"> </w:t>
+      </w:r>
       <w:r>
         <w:rPr>
           <w:b/>
@@ -396,19 +402,29 @@
         </w:rPr>
         <w:t xml:space="preserve">Begründung — Warum eine regelmäßige operative Sitzung</w:t>
       </w:r>
-    </w:p>
-    <w:p>
-      <w:pPr>
-        <w:pStyle w:val="BlockText"/>
-      </w:pPr>
-      <w:r>
-        <w:t xml:space="preserve">Die tägliche Koordination braucht einen regelmäßigen Rhythmus, keine Ad-hoc-Improvisation. Die operative Sitzung ist der Herzschlag der Gemeinschaft — ein vorhersehbarer Raum, um laufende Arbeit zu prüfen, Hindernisse sichtbar zu machen und kleine operative Entscheidungen zu treffen. Entscheidend ist: Hier fallen nur operative Entscheidungen; strategische und konstitutionelle laufen über den Governance-Prozess, sodass die Sitzung nicht stillschweigend Befugnisse ansammeln kann, die sie nicht hat.</w:t>
-      </w:r>
-    </w:p>
-    <w:p>
-      <w:pPr>
-        <w:pStyle w:val="BlockText"/>
-      </w:pPr>
+      <w:r>
+        <w:t xml:space="preserve"> </w:t>
+      </w:r>
+      <w:r>
+        <w:t xml:space="preserve">&gt;</w:t>
+      </w:r>
+      <w:r>
+        <w:t xml:space="preserve"> </w:t>
+      </w:r>
+      <w:r>
+        <w:t xml:space="preserve">&gt; Die tägliche Koordination braucht einen regelmäßigen Rhythmus, keine Ad-hoc-Improvisation. Die operative Sitzung ist der Herzschlag der Gemeinschaft — ein vorhersehbarer Raum, um laufende Arbeit zu prüfen, Hindernisse sichtbar zu machen und kleine operative Entscheidungen zu treffen. Entscheidend ist: Hier fallen nur operative Entscheidungen; strategische und konstitutionelle laufen über den Governance-Prozess, sodass die Sitzung nicht stillschweigend Befugnisse ansammeln kann, die sie nicht hat.</w:t>
+      </w:r>
+    </w:p>
+    <w:p>
+      <w:pPr>
+        <w:pStyle w:val="BodyText"/>
+      </w:pPr>
+      <w:r>
+        <w:t xml:space="preserve">&gt;</w:t>
+      </w:r>
+      <w:r>
+        <w:t xml:space="preserve"> </w:t>
+      </w:r>
       <w:r>
         <w:rPr>
           <w:b/>
@@ -416,13 +432,17 @@
         </w:rPr>
         <w:t xml:space="preserve">Anleitung — Wie ihr das ausfüllt</w:t>
       </w:r>
-    </w:p>
-    <w:p>
-      <w:pPr>
-        <w:pStyle w:val="BlockText"/>
-      </w:pPr>
-      <w:r>
-        <w:t xml:space="preserve">Legt Zweck, Entscheidungsbereich, erforderliche und optionale Teilnehmende, Rhythmus, Dauer und Moderationsregeln fest. Beschränkt den Entscheidungsbereich auf ausschließlich operative Entscheidungen.</w:t>
+      <w:r>
+        <w:t xml:space="preserve"> </w:t>
+      </w:r>
+      <w:r>
+        <w:t xml:space="preserve">&gt;</w:t>
+      </w:r>
+      <w:r>
+        <w:t xml:space="preserve"> </w:t>
+      </w:r>
+      <w:r>
+        <w:t xml:space="preserve">&gt; Legt Zweck, Entscheidungsbereich, erforderliche und optionale Teilnehmende, Rhythmus, Dauer und Moderationsregeln fest. Beschränkt den Entscheidungsbereich auf ausschließlich operative Entscheidungen.</w:t>
       </w:r>
     </w:p>
     <w:p>
@@ -517,6 +537,13 @@
       <w:r>
         <w:t xml:space="preserve"> </w:t>
       </w:r>
+      <w:r>
+        <w:rPr>
+          <w:i/>
+          <w:iCs/>
+        </w:rPr>
+        <w:t xml:space="preserve">&lt;wer auf Einladung teilnehmen darf.&gt;</w:t>
+      </w:r>
     </w:p>
     <w:p>
       <w:pPr>
@@ -623,6 +650,13 @@
       <w:r>
         <w:t xml:space="preserve"> </w:t>
       </w:r>
+      <w:r>
+        <w:rPr>
+          <w:i/>
+          <w:iCs/>
+        </w:rPr>
+        <w:t xml:space="preserve">&lt;Dauer&gt;</w:t>
+      </w:r>
     </w:p>
     <w:p>
       <w:pPr>
@@ -642,6 +676,13 @@
       <w:r>
         <w:t xml:space="preserve"> </w:t>
       </w:r>
+      <w:r>
+        <w:rPr>
+          <w:i/>
+          <w:iCs/>
+        </w:rPr>
+        <w:t xml:space="preserve">&lt;Dauer&gt;</w:t>
+      </w:r>
     </w:p>
     <w:p>
       <w:pPr>
@@ -661,6 +702,13 @@
       <w:r>
         <w:t xml:space="preserve"> </w:t>
       </w:r>
+      <w:r>
+        <w:rPr>
+          <w:i/>
+          <w:iCs/>
+        </w:rPr>
+        <w:t xml:space="preserve">&lt;Dauer&gt;</w:t>
+      </w:r>
     </w:p>
     <w:p>
       <w:pPr>
@@ -680,6 +728,13 @@
       <w:r>
         <w:t xml:space="preserve"> </w:t>
       </w:r>
+      <w:r>
+        <w:rPr>
+          <w:i/>
+          <w:iCs/>
+        </w:rPr>
+        <w:t xml:space="preserve">&lt;Dauer&gt;</w:t>
+      </w:r>
     </w:p>
     <w:p>
       <w:pPr>
@@ -699,6 +754,13 @@
       <w:r>
         <w:t xml:space="preserve"> </w:t>
       </w:r>
+      <w:r>
+        <w:rPr>
+          <w:i/>
+          <w:iCs/>
+        </w:rPr>
+        <w:t xml:space="preserve">&lt;Dauer&gt;</w:t>
+      </w:r>
     </w:p>
     <w:p>
       <w:pPr>
@@ -717,6 +779,13 @@
       </w:r>
       <w:r>
         <w:t xml:space="preserve"> </w:t>
+      </w:r>
+      <w:r>
+        <w:rPr>
+          <w:i/>
+          <w:iCs/>
+        </w:rPr>
+        <w:t xml:space="preserve">&lt;Dauer&gt;</w:t>
       </w:r>
     </w:p>
     <w:p>
@@ -917,6 +986,13 @@
       <w:r>
         <w:t xml:space="preserve"> </w:t>
       </w:r>
+      <w:r>
+        <w:rPr>
+          <w:i/>
+          <w:iCs/>
+        </w:rPr>
+        <w:t xml:space="preserve">&lt;was entschieden wurde&gt;</w:t>
+      </w:r>
     </w:p>
     <w:p>
       <w:pPr>
@@ -951,6 +1027,13 @@
       </w:r>
       <w:r>
         <w:t xml:space="preserve"> </w:t>
+      </w:r>
+      <w:r>
+        <w:rPr>
+          <w:i/>
+          <w:iCs/>
+        </w:rPr>
+        <w:t xml:space="preserve">&lt;Ablageort&gt;</w:t>
       </w:r>
     </w:p>
     <w:p>
@@ -1074,8 +1157,14 @@
     </w:p>
     <w:p>
       <w:pPr>
-        <w:pStyle w:val="BlockText"/>
-      </w:pPr>
+        <w:pStyle w:val="BodyText"/>
+      </w:pPr>
+      <w:r>
+        <w:t xml:space="preserve">&gt;</w:t>
+      </w:r>
+      <w:r>
+        <w:t xml:space="preserve"> </w:t>
+      </w:r>
       <w:r>
         <w:rPr>
           <w:b/>
@@ -1083,19 +1172,29 @@
         </w:rPr>
         <w:t xml:space="preserve">Begründung — Warum Beratung und verbindliche Abstimmung trennen</w:t>
       </w:r>
-    </w:p>
-    <w:p>
-      <w:pPr>
-        <w:pStyle w:val="BlockText"/>
-      </w:pPr>
-      <w:r>
-        <w:t xml:space="preserve">Wenn eine Sitzung gleichzeitig diskutieren und entscheiden kann, bestimmen diejenigen, die gerade im Raum sind — ungeachtet der Quorum- oder Befugnisregeln. Die Trennung von Beratung und verbindlicher Abstimmung wahrt die Integrität der Entscheidungsmatrix und stellt sicher, dass abwesende Mitglieder trotzdem mitabstimmen können.</w:t>
-      </w:r>
-    </w:p>
-    <w:p>
-      <w:pPr>
-        <w:pStyle w:val="BlockText"/>
-      </w:pPr>
+      <w:r>
+        <w:t xml:space="preserve"> </w:t>
+      </w:r>
+      <w:r>
+        <w:t xml:space="preserve">&gt;</w:t>
+      </w:r>
+      <w:r>
+        <w:t xml:space="preserve"> </w:t>
+      </w:r>
+      <w:r>
+        <w:t xml:space="preserve">&gt; Wenn eine Sitzung gleichzeitig diskutieren und entscheiden kann, bestimmen diejenigen, die gerade im Raum sind — ungeachtet der Quorum- oder Befugnisregeln. Die Trennung von Beratung und verbindlicher Abstimmung wahrt die Integrität der Entscheidungsmatrix und stellt sicher, dass abwesende Mitglieder trotzdem mitabstimmen können.</w:t>
+      </w:r>
+    </w:p>
+    <w:p>
+      <w:pPr>
+        <w:pStyle w:val="BodyText"/>
+      </w:pPr>
+      <w:r>
+        <w:t xml:space="preserve">&gt;</w:t>
+      </w:r>
+      <w:r>
+        <w:t xml:space="preserve"> </w:t>
+      </w:r>
       <w:r>
         <w:rPr>
           <w:b/>
@@ -1103,13 +1202,17 @@
         </w:rPr>
         <w:t xml:space="preserve">Anleitung — Wie ihr das ausfüllt</w:t>
       </w:r>
-    </w:p>
-    <w:p>
-      <w:pPr>
-        <w:pStyle w:val="BlockText"/>
-      </w:pPr>
-      <w:r>
-        <w:t xml:space="preserve">Diese Sitzung berät über aktive Vorschläge während ihrer Beratungsphase. Die verbindliche Entscheidung erfolgt über den Governance-Prozess gemäß der Entscheidungsmatrix.</w:t>
+      <w:r>
+        <w:t xml:space="preserve"> </w:t>
+      </w:r>
+      <w:r>
+        <w:t xml:space="preserve">&gt;</w:t>
+      </w:r>
+      <w:r>
+        <w:t xml:space="preserve"> </w:t>
+      </w:r>
+      <w:r>
+        <w:t xml:space="preserve">&gt; Diese Sitzung berät über aktive Vorschläge während ihrer Beratungsphase. Die verbindliche Entscheidung erfolgt über den Governance-Prozess gemäß der Entscheidungsmatrix.</w:t>
       </w:r>
     </w:p>
     <w:p>
@@ -1200,6 +1303,13 @@
       <w:r>
         <w:t xml:space="preserve"> </w:t>
       </w:r>
+      <w:r>
+        <w:rPr>
+          <w:i/>
+          <w:iCs/>
+        </w:rPr>
+        <w:t xml:space="preserve">&lt;wer beobachten darf.&gt;</w:t>
+      </w:r>
     </w:p>
     <w:p>
       <w:pPr>
@@ -1305,6 +1415,13 @@
       </w:r>
       <w:r>
         <w:t xml:space="preserve"> </w:t>
+      </w:r>
+      <w:r>
+        <w:rPr>
+          <w:i/>
+          <w:iCs/>
+        </w:rPr>
+        <w:t xml:space="preserve">&lt;Dauer&gt;</w:t>
       </w:r>
     </w:p>
     <w:p>
@@ -1512,6 +1629,13 @@
       </w:r>
       <w:r>
         <w:t xml:space="preserve"> </w:t>
+      </w:r>
+      <w:r>
+        <w:rPr>
+          <w:i/>
+          <w:iCs/>
+        </w:rPr>
+        <w:t xml:space="preserve">&lt;Link zum Vorschlag&gt;</w:t>
       </w:r>
     </w:p>
     <w:p>
@@ -1767,8 +1891,14 @@
     </w:p>
     <w:p>
       <w:pPr>
-        <w:pStyle w:val="BlockText"/>
-      </w:pPr>
+        <w:pStyle w:val="BodyText"/>
+      </w:pPr>
+      <w:r>
+        <w:t xml:space="preserve">&gt;</w:t>
+      </w:r>
+      <w:r>
+        <w:t xml:space="preserve"> </w:t>
+      </w:r>
       <w:r>
         <w:rPr>
           <w:b/>
@@ -1776,19 +1906,29 @@
         </w:rPr>
         <w:t xml:space="preserve">Begründung — Warum eine eigene Koordinationssitzung</w:t>
       </w:r>
-    </w:p>
-    <w:p>
-      <w:pPr>
-        <w:pStyle w:val="BlockText"/>
-      </w:pPr>
-      <w:r>
-        <w:t xml:space="preserve">Manche Hindernisse betreffen mehr als eine Rolle und lassen sich im regulären operativen Rhythmus nicht lösen. Koordination &amp; Abstimmung gibt rollenübergreifender Arbeit einen eigenen Raum — für Abhängigkeiten, Übergaben und konkurrierende Prioritäten — damit die wöchentliche Sitzung nicht ausufert, weil sie alles auffangen muss.</w:t>
-      </w:r>
-    </w:p>
-    <w:p>
-      <w:pPr>
-        <w:pStyle w:val="BlockText"/>
-      </w:pPr>
+      <w:r>
+        <w:t xml:space="preserve"> </w:t>
+      </w:r>
+      <w:r>
+        <w:t xml:space="preserve">&gt;</w:t>
+      </w:r>
+      <w:r>
+        <w:t xml:space="preserve"> </w:t>
+      </w:r>
+      <w:r>
+        <w:t xml:space="preserve">&gt; Manche Hindernisse betreffen mehr als eine Rolle und lassen sich im regulären operativen Rhythmus nicht lösen. Koordination &amp; Abstimmung gibt rollenübergreifender Arbeit einen eigenen Raum — für Abhängigkeiten, Übergaben und konkurrierende Prioritäten — damit die wöchentliche Sitzung nicht ausufert, weil sie alles auffangen muss.</w:t>
+      </w:r>
+    </w:p>
+    <w:p>
+      <w:pPr>
+        <w:pStyle w:val="BodyText"/>
+      </w:pPr>
+      <w:r>
+        <w:t xml:space="preserve">&gt;</w:t>
+      </w:r>
+      <w:r>
+        <w:t xml:space="preserve"> </w:t>
+      </w:r>
       <w:r>
         <w:rPr>
           <w:b/>
@@ -1796,13 +1936,17 @@
         </w:rPr>
         <w:t xml:space="preserve">Anleitung — Wie ihr das ausfüllt</w:t>
       </w:r>
-    </w:p>
-    <w:p>
-      <w:pPr>
-        <w:pStyle w:val="BlockText"/>
-      </w:pPr>
-      <w:r>
-        <w:t xml:space="preserve">Nutzt diese Vorlage, wenn rollenübergreifende Koordination nötig ist. Beschränkt den Entscheidungsbereich auf operative Entscheidungen und begrenzt die erforderlichen Teilnehmenden auf diejenigen mit aktiven Initiativen.</w:t>
+      <w:r>
+        <w:t xml:space="preserve"> </w:t>
+      </w:r>
+      <w:r>
+        <w:t xml:space="preserve">&gt;</w:t>
+      </w:r>
+      <w:r>
+        <w:t xml:space="preserve"> </w:t>
+      </w:r>
+      <w:r>
+        <w:t xml:space="preserve">&gt; Nutzt diese Vorlage, wenn rollenübergreifende Koordination nötig ist. Beschränkt den Entscheidungsbereich auf operative Entscheidungen und begrenzt die erforderlichen Teilnehmenden auf diejenigen mit aktiven Initiativen.</w:t>
       </w:r>
     </w:p>
     <w:p>
@@ -1893,6 +2037,13 @@
       <w:r>
         <w:t xml:space="preserve"> </w:t>
       </w:r>
+      <w:r>
+        <w:rPr>
+          <w:i/>
+          <w:iCs/>
+        </w:rPr>
+        <w:t xml:space="preserve">&lt;alle Vollmitglieder willkommen.&gt;</w:t>
+      </w:r>
     </w:p>
     <w:p>
       <w:pPr>
@@ -1912,6 +2063,13 @@
       <w:r>
         <w:t xml:space="preserve"> </w:t>
       </w:r>
+      <w:r>
+        <w:rPr>
+          <w:i/>
+          <w:iCs/>
+        </w:rPr>
+        <w:t xml:space="preserve">&lt;monatlich oder nach Bedarf.&gt;</w:t>
+      </w:r>
     </w:p>
     <w:p>
       <w:pPr>
@@ -1992,6 +2150,13 @@
       <w:r>
         <w:t xml:space="preserve"> </w:t>
       </w:r>
+      <w:r>
+        <w:rPr>
+          <w:i/>
+          <w:iCs/>
+        </w:rPr>
+        <w:t xml:space="preserve">&lt;Dauer&gt;</w:t>
+      </w:r>
     </w:p>
     <w:p>
       <w:pPr>
@@ -2011,6 +2176,13 @@
       <w:r>
         <w:t xml:space="preserve"> </w:t>
       </w:r>
+      <w:r>
+        <w:rPr>
+          <w:i/>
+          <w:iCs/>
+        </w:rPr>
+        <w:t xml:space="preserve">&lt;Dauer&gt;</w:t>
+      </w:r>
     </w:p>
     <w:p>
       <w:pPr>
@@ -2030,6 +2202,13 @@
       <w:r>
         <w:t xml:space="preserve"> </w:t>
       </w:r>
+      <w:r>
+        <w:rPr>
+          <w:i/>
+          <w:iCs/>
+        </w:rPr>
+        <w:t xml:space="preserve">&lt;Dauer&gt;</w:t>
+      </w:r>
     </w:p>
     <w:p>
       <w:pPr>
@@ -2048,6 +2227,13 @@
       </w:r>
       <w:r>
         <w:t xml:space="preserve"> </w:t>
+      </w:r>
+      <w:r>
+        <w:rPr>
+          <w:i/>
+          <w:iCs/>
+        </w:rPr>
+        <w:t xml:space="preserve">&lt;Dauer&gt;</w:t>
       </w:r>
     </w:p>
     <w:bookmarkEnd w:id="24"/>
@@ -2245,8 +2431,14 @@
     </w:p>
     <w:p>
       <w:pPr>
-        <w:pStyle w:val="BlockText"/>
-      </w:pPr>
+        <w:pStyle w:val="BodyText"/>
+      </w:pPr>
+      <w:r>
+        <w:t xml:space="preserve">&gt;</w:t>
+      </w:r>
+      <w:r>
+        <w:t xml:space="preserve"> </w:t>
+      </w:r>
       <w:r>
         <w:rPr>
           <w:b/>
@@ -2254,19 +2446,29 @@
         </w:rPr>
         <w:t xml:space="preserve">Begründung — Warum bekommt Reflexion einen eigenen Sitzungstyp</w:t>
       </w:r>
-    </w:p>
-    <w:p>
-      <w:pPr>
-        <w:pStyle w:val="BlockText"/>
-      </w:pPr>
-      <w:r>
-        <w:t xml:space="preserve">Reflexion, die nur stattfindet, wenn gerade Zeit ist, findet nie statt. Ein benannter Sitzungstyp mit festem Rhythmus schafft Raum für den Rückblick — und verhindert, dass Retrospektiven von der operativen Dringlichkeit verdrängt werden. Ohne das bleibt das Lernprotokoll (Schicht 6) leer und das Framework hört auf, sich weiterzuentwickeln.</w:t>
-      </w:r>
-    </w:p>
-    <w:p>
-      <w:pPr>
-        <w:pStyle w:val="BlockText"/>
-      </w:pPr>
+      <w:r>
+        <w:t xml:space="preserve"> </w:t>
+      </w:r>
+      <w:r>
+        <w:t xml:space="preserve">&gt;</w:t>
+      </w:r>
+      <w:r>
+        <w:t xml:space="preserve"> </w:t>
+      </w:r>
+      <w:r>
+        <w:t xml:space="preserve">&gt; Reflexion, die nur stattfindet, wenn gerade Zeit ist, findet nie statt. Ein benannter Sitzungstyp mit festem Rhythmus schafft Raum für den Rückblick — und verhindert, dass Retrospektiven von der operativen Dringlichkeit verdrängt werden. Ohne das bleibt das Lernprotokoll (Schicht 6) leer und das Framework hört auf, sich weiterzuentwickeln.</w:t>
+      </w:r>
+    </w:p>
+    <w:p>
+      <w:pPr>
+        <w:pStyle w:val="BodyText"/>
+      </w:pPr>
+      <w:r>
+        <w:t xml:space="preserve">&gt;</w:t>
+      </w:r>
+      <w:r>
+        <w:t xml:space="preserve"> </w:t>
+      </w:r>
       <w:r>
         <w:rPr>
           <w:b/>
@@ -2274,13 +2476,17 @@
         </w:rPr>
         <w:t xml:space="preserve">Anleitung — Wie ihr das ausfüllt</w:t>
       </w:r>
-    </w:p>
-    <w:p>
-      <w:pPr>
-        <w:pStyle w:val="BlockText"/>
-      </w:pPr>
-      <w:r>
-        <w:t xml:space="preserve">Diese Sitzung bilanziert den letzten Zeitraum und speist Erkenntnisse in das Lernprotokoll (Schicht 6) und die Warteschlange für zukünftige Vorschläge ein.</w:t>
+      <w:r>
+        <w:t xml:space="preserve"> </w:t>
+      </w:r>
+      <w:r>
+        <w:t xml:space="preserve">&gt;</w:t>
+      </w:r>
+      <w:r>
+        <w:t xml:space="preserve"> </w:t>
+      </w:r>
+      <w:r>
+        <w:t xml:space="preserve">&gt; Diese Sitzung bilanziert den letzten Zeitraum und speist Erkenntnisse in das Lernprotokoll (Schicht 6) und die Warteschlange für zukünftige Vorschläge ein.</w:t>
       </w:r>
     </w:p>
     <w:p>
@@ -2345,6 +2551,13 @@
       <w:r>
         <w:t xml:space="preserve"> </w:t>
       </w:r>
+      <w:r>
+        <w:rPr>
+          <w:i/>
+          <w:iCs/>
+        </w:rPr>
+        <w:t xml:space="preserve">&lt;alle Vollmitglieder eingeladen.&gt;</w:t>
+      </w:r>
     </w:p>
     <w:p>
       <w:pPr>
@@ -2451,6 +2664,13 @@
       <w:r>
         <w:t xml:space="preserve"> </w:t>
       </w:r>
+      <w:r>
+        <w:rPr>
+          <w:i/>
+          <w:iCs/>
+        </w:rPr>
+        <w:t xml:space="preserve">&lt;Dauer&gt;</w:t>
+      </w:r>
     </w:p>
     <w:p>
       <w:pPr>
@@ -2470,6 +2690,13 @@
       <w:r>
         <w:t xml:space="preserve"> </w:t>
       </w:r>
+      <w:r>
+        <w:rPr>
+          <w:i/>
+          <w:iCs/>
+        </w:rPr>
+        <w:t xml:space="preserve">&lt;Dauer&gt;</w:t>
+      </w:r>
     </w:p>
     <w:p>
       <w:pPr>
@@ -2489,6 +2716,13 @@
       <w:r>
         <w:t xml:space="preserve"> </w:t>
       </w:r>
+      <w:r>
+        <w:rPr>
+          <w:i/>
+          <w:iCs/>
+        </w:rPr>
+        <w:t xml:space="preserve">&lt;Dauer&gt;</w:t>
+      </w:r>
     </w:p>
     <w:p>
       <w:pPr>
@@ -2585,6 +2819,13 @@
       </w:r>
       <w:r>
         <w:t xml:space="preserve"> </w:t>
+      </w:r>
+      <w:r>
+        <w:rPr>
+          <w:i/>
+          <w:iCs/>
+        </w:rPr>
+        <w:t xml:space="preserve">&lt;Dauer&gt;</w:t>
       </w:r>
     </w:p>
     <w:bookmarkEnd w:id="27"/>
@@ -2858,8 +3099,14 @@
     </w:p>
     <w:p>
       <w:pPr>
-        <w:pStyle w:val="BlockText"/>
-      </w:pPr>
+        <w:pStyle w:val="BodyText"/>
+      </w:pPr>
+      <w:r>
+        <w:t xml:space="preserve">&gt;</w:t>
+      </w:r>
+      <w:r>
+        <w:t xml:space="preserve"> </w:t>
+      </w:r>
       <w:r>
         <w:rPr>
           <w:b/>
@@ -2867,19 +3114,29 @@
         </w:rPr>
         <w:t xml:space="preserve">Begründung — Warum ein eigener Sitzungstyp für Konflikte</w:t>
       </w:r>
-    </w:p>
-    <w:p>
-      <w:pPr>
-        <w:pStyle w:val="BlockText"/>
-      </w:pPr>
-      <w:r>
-        <w:t xml:space="preserve">Konfliktarbeit hat Regeln, die andere Sitzungen nicht haben: Vertraulichkeit, Moderator:innen-Auswahl, die die Parteipräferenzen umgeht, Schutz vor Vergeltung und eingeschränkte Protokollierung. Die operative Vorlage für eine Konfliktsitzung zu verwenden, würde stillschweigend all diese Regeln verletzen. Eine eigene Vorlage macht den unterschiedlichen Rahmen ab der ersten Minute sichtbar.</w:t>
-      </w:r>
-    </w:p>
-    <w:p>
-      <w:pPr>
-        <w:pStyle w:val="BlockText"/>
-      </w:pPr>
+      <w:r>
+        <w:t xml:space="preserve"> </w:t>
+      </w:r>
+      <w:r>
+        <w:t xml:space="preserve">&gt;</w:t>
+      </w:r>
+      <w:r>
+        <w:t xml:space="preserve"> </w:t>
+      </w:r>
+      <w:r>
+        <w:t xml:space="preserve">&gt; Konfliktarbeit hat Regeln, die andere Sitzungen nicht haben: Vertraulichkeit, Moderator:innen-Auswahl, die die Parteipräferenzen umgeht, Schutz vor Vergeltung und eingeschränkte Protokollierung. Die operative Vorlage für eine Konfliktsitzung zu verwenden, würde stillschweigend all diese Regeln verletzen. Eine eigene Vorlage macht den unterschiedlichen Rahmen ab der ersten Minute sichtbar.</w:t>
+      </w:r>
+    </w:p>
+    <w:p>
+      <w:pPr>
+        <w:pStyle w:val="BodyText"/>
+      </w:pPr>
+      <w:r>
+        <w:t xml:space="preserve">&gt;</w:t>
+      </w:r>
+      <w:r>
+        <w:t xml:space="preserve"> </w:t>
+      </w:r>
       <w:r>
         <w:rPr>
           <w:b/>
@@ -2887,13 +3144,17 @@
         </w:rPr>
         <w:t xml:space="preserve">Anleitung — Wie ihr das ausfüllt</w:t>
       </w:r>
-    </w:p>
-    <w:p>
-      <w:pPr>
-        <w:pStyle w:val="BlockText"/>
-      </w:pPr>
-      <w:r>
-        <w:t xml:space="preserve">Verwendet diese Vorlage nur für moderierte Sitzungen gemäß den Stufen 2–4 der Konfliktlösungsleiter. Datenschutz- und Moderator:innen-Auswahlregeln werden durch Schicht 4 geregelt, nicht durch die Sitzung selbst.</w:t>
+      <w:r>
+        <w:t xml:space="preserve"> </w:t>
+      </w:r>
+      <w:r>
+        <w:t xml:space="preserve">&gt;</w:t>
+      </w:r>
+      <w:r>
+        <w:t xml:space="preserve"> </w:t>
+      </w:r>
+      <w:r>
+        <w:t xml:space="preserve">&gt; Verwendet diese Vorlage nur für moderierte Sitzungen gemäß den Stufen 2–4 der Konfliktlösungsleiter. Datenschutz- und Moderator:innen-Auswahlregeln werden durch Schicht 4 geregelt, nicht durch die Sitzung selbst.</w:t>
       </w:r>
     </w:p>
     <w:p>
@@ -3056,8 +3317,14 @@
     </w:p>
     <w:p>
       <w:pPr>
-        <w:pStyle w:val="BlockText"/>
-      </w:pPr>
+        <w:pStyle w:val="FirstParagraph"/>
+      </w:pPr>
+      <w:r>
+        <w:t xml:space="preserve">&gt;</w:t>
+      </w:r>
+      <w:r>
+        <w:t xml:space="preserve"> </w:t>
+      </w:r>
       <w:r>
         <w:rPr>
           <w:b/>
@@ -3275,10 +3542,10 @@
     </w:p>
     <w:p>
       <w:pPr>
-        <w:pStyle w:val="BlockText"/>
-      </w:pPr>
-      <w:r>
-        <w:t xml:space="preserve">Dieses Protokoll ist vertraulich. Der Zugang ist gemäß der Konfliktlösungsleiter (Schicht 4) eingeschränkt.</w:t>
+        <w:pStyle w:val="FirstParagraph"/>
+      </w:pPr>
+      <w:r>
+        <w:t xml:space="preserve">&gt; Dieses Protokoll ist vertraulich. Der Zugang ist gemäß der Konfliktlösungsleiter (Schicht 4) eingeschränkt.</w:t>
       </w:r>
     </w:p>
     <w:p>
@@ -3477,6 +3744,9 @@
       <w:r>
         <w:t xml:space="preserve"> </w:t>
       </w:r>
+      <w:r>
+        <w:t xml:space="preserve">&lt;JJJJ-MM-TT&gt;</w:t>
+      </w:r>
     </w:p>
     <w:p>
       <w:pPr>
@@ -3518,6 +3788,9 @@
       <w:r>
         <w:t xml:space="preserve"> </w:t>
       </w:r>
+      <w:r>
+        <w:t xml:space="preserve">&lt;Version&gt;</w:t>
+      </w:r>
     </w:p>
     <w:p>
       <w:pPr>
@@ -3536,6 +3809,9 @@
       </w:r>
       <w:r>
         <w:t xml:space="preserve"> </w:t>
+      </w:r>
+      <w:r>
+        <w:t xml:space="preserve">&lt;Link zum Entscheidungsprotokoll&gt;</w:t>
       </w:r>
     </w:p>
     <w:bookmarkEnd w:id="34"/>

--- a/static/downloads/de/docx/layer-5/meeting-templates.docx
+++ b/static/downloads/de/docx/layer-5/meeting-templates.docx
@@ -87,7 +87,7 @@
         <w:t xml:space="preserve"> </w:t>
       </w:r>
       <w:r>
-        <w:t xml:space="preserve">2026-07-07</w:t>
+        <w:t xml:space="preserve">2026-08-31</w:t>
       </w:r>
     </w:p>
     <w:p>
